--- a/course-3_semester-1/PBZ/lab-1/pbz-1.docx
+++ b/course-3_semester-1/PBZ/lab-1/pbz-1.docx
@@ -916,7 +916,7 @@
           <w:color w:val="auto"/>
           <w:sz w:val="40"/>
           <w:szCs w:val="40"/>
-          <w:lang w:val="ru-RU"/>
+          <w:lang w:val="en-US"/>
         </w:rPr>
       </w:pPr>
       <w:r>
@@ -928,865 +928,9 @@
           <w:lang w:val="ru-RU"/>
         </w:rPr>
         <w:lastRenderedPageBreak/>
-        <w:t>Создание базы данных</w:t>
-      </w:r>
-    </w:p>
-    <w:p>
-      <w:pPr>
-        <w:rPr>
-          <w:lang w:val="ru-RU"/>
-        </w:rPr>
-      </w:pPr>
-    </w:p>
-    <w:p>
-      <w:pPr>
-        <w:rPr>
-          <w:rFonts w:ascii="Times New Roman" w:hAnsi="Times New Roman" w:cs="Times New Roman"/>
-          <w:lang w:val="ru-BY"/>
-        </w:rPr>
-      </w:pPr>
-      <w:r>
-        <w:rPr>
-          <w:rFonts w:ascii="Times New Roman" w:hAnsi="Times New Roman" w:cs="Times New Roman"/>
-          <w:lang w:val="ru-BY"/>
-        </w:rPr>
-        <w:t>DROP TABLE IF EXISTS "Поставщики S" CASCADE;</w:t>
-      </w:r>
-    </w:p>
-    <w:p>
-      <w:pPr>
-        <w:rPr>
-          <w:rFonts w:ascii="Times New Roman" w:hAnsi="Times New Roman" w:cs="Times New Roman"/>
-          <w:lang w:val="ru-BY"/>
-        </w:rPr>
-      </w:pPr>
-    </w:p>
-    <w:p>
-      <w:pPr>
-        <w:rPr>
-          <w:rFonts w:ascii="Times New Roman" w:hAnsi="Times New Roman" w:cs="Times New Roman"/>
-          <w:lang w:val="ru-BY"/>
-        </w:rPr>
-      </w:pPr>
-      <w:r>
-        <w:rPr>
-          <w:rFonts w:ascii="Times New Roman" w:hAnsi="Times New Roman" w:cs="Times New Roman"/>
-          <w:lang w:val="ru-BY"/>
-        </w:rPr>
-        <w:t xml:space="preserve">CREATE TABLE </w:t>
-      </w:r>
-      <w:proofErr w:type="spellStart"/>
-      <w:r>
-        <w:rPr>
-          <w:rFonts w:ascii="Times New Roman" w:hAnsi="Times New Roman" w:cs="Times New Roman"/>
-          <w:lang w:val="ru-BY"/>
-        </w:rPr>
-        <w:t>public</w:t>
-      </w:r>
-      <w:proofErr w:type="spellEnd"/>
-      <w:r>
-        <w:rPr>
-          <w:rFonts w:ascii="Times New Roman" w:hAnsi="Times New Roman" w:cs="Times New Roman"/>
-          <w:lang w:val="ru-BY"/>
-        </w:rPr>
-        <w:t>."Поставщики S"(</w:t>
-      </w:r>
-    </w:p>
-    <w:p>
-      <w:pPr>
-        <w:rPr>
-          <w:rFonts w:ascii="Times New Roman" w:hAnsi="Times New Roman" w:cs="Times New Roman"/>
-          <w:lang w:val="ru-BY"/>
-        </w:rPr>
-      </w:pPr>
-      <w:r>
-        <w:rPr>
-          <w:rFonts w:ascii="Times New Roman" w:hAnsi="Times New Roman" w:cs="Times New Roman"/>
-          <w:lang w:val="ru-BY"/>
-        </w:rPr>
-        <w:t>    "П#" VARCHAR(8) PRIMARY KEY,</w:t>
-      </w:r>
-    </w:p>
-    <w:p>
-      <w:pPr>
-        <w:rPr>
-          <w:rFonts w:ascii="Times New Roman" w:hAnsi="Times New Roman" w:cs="Times New Roman"/>
-          <w:lang w:val="ru-BY"/>
-        </w:rPr>
-      </w:pPr>
-      <w:r>
-        <w:rPr>
-          <w:rFonts w:ascii="Times New Roman" w:hAnsi="Times New Roman" w:cs="Times New Roman"/>
-          <w:lang w:val="ru-BY"/>
-        </w:rPr>
-        <w:t>    "Имя П" VARCHAR(64),</w:t>
-      </w:r>
-    </w:p>
-    <w:p>
-      <w:pPr>
-        <w:rPr>
-          <w:rFonts w:ascii="Times New Roman" w:hAnsi="Times New Roman" w:cs="Times New Roman"/>
-          <w:lang w:val="ru-BY"/>
-        </w:rPr>
-      </w:pPr>
-      <w:r>
-        <w:rPr>
-          <w:rFonts w:ascii="Times New Roman" w:hAnsi="Times New Roman" w:cs="Times New Roman"/>
-          <w:lang w:val="ru-BY"/>
-        </w:rPr>
-        <w:t>    "Статус" INT,</w:t>
-      </w:r>
-    </w:p>
-    <w:p>
-      <w:pPr>
-        <w:rPr>
-          <w:rFonts w:ascii="Times New Roman" w:hAnsi="Times New Roman" w:cs="Times New Roman"/>
-          <w:lang w:val="ru-BY"/>
-        </w:rPr>
-      </w:pPr>
-      <w:r>
-        <w:rPr>
-          <w:rFonts w:ascii="Times New Roman" w:hAnsi="Times New Roman" w:cs="Times New Roman"/>
-          <w:lang w:val="ru-BY"/>
-        </w:rPr>
-        <w:t xml:space="preserve">    "Город" VARCHAR(64) </w:t>
-      </w:r>
-    </w:p>
-    <w:p>
-      <w:pPr>
-        <w:rPr>
-          <w:rFonts w:ascii="Times New Roman" w:hAnsi="Times New Roman" w:cs="Times New Roman"/>
-          <w:lang w:val="ru-BY"/>
-        </w:rPr>
-      </w:pPr>
-      <w:r>
-        <w:rPr>
-          <w:rFonts w:ascii="Times New Roman" w:hAnsi="Times New Roman" w:cs="Times New Roman"/>
-          <w:lang w:val="ru-BY"/>
-        </w:rPr>
-        <w:t>);</w:t>
-      </w:r>
-    </w:p>
-    <w:p>
-      <w:pPr>
-        <w:rPr>
-          <w:rFonts w:ascii="Times New Roman" w:hAnsi="Times New Roman" w:cs="Times New Roman"/>
-          <w:lang w:val="ru-BY"/>
-        </w:rPr>
-      </w:pPr>
-    </w:p>
-    <w:p>
-      <w:pPr>
-        <w:rPr>
-          <w:rFonts w:ascii="Times New Roman" w:hAnsi="Times New Roman" w:cs="Times New Roman"/>
-          <w:lang w:val="ru-BY"/>
-        </w:rPr>
-      </w:pPr>
-      <w:r>
-        <w:rPr>
-          <w:rFonts w:ascii="Times New Roman" w:hAnsi="Times New Roman" w:cs="Times New Roman"/>
-          <w:lang w:val="ru-BY"/>
-        </w:rPr>
-        <w:t>DROP TABLE IF EXISTS "Детали P" CASCADE;</w:t>
-      </w:r>
-    </w:p>
-    <w:p>
-      <w:pPr>
-        <w:rPr>
-          <w:rFonts w:ascii="Times New Roman" w:hAnsi="Times New Roman" w:cs="Times New Roman"/>
-          <w:lang w:val="ru-BY"/>
-        </w:rPr>
-      </w:pPr>
-    </w:p>
-    <w:p>
-      <w:pPr>
-        <w:rPr>
-          <w:rFonts w:ascii="Times New Roman" w:hAnsi="Times New Roman" w:cs="Times New Roman"/>
-          <w:lang w:val="ru-BY"/>
-        </w:rPr>
-      </w:pPr>
-      <w:r>
-        <w:rPr>
-          <w:rFonts w:ascii="Times New Roman" w:hAnsi="Times New Roman" w:cs="Times New Roman"/>
-          <w:lang w:val="ru-BY"/>
-        </w:rPr>
-        <w:t xml:space="preserve">CREATE TABLE </w:t>
-      </w:r>
-      <w:proofErr w:type="spellStart"/>
-      <w:r>
-        <w:rPr>
-          <w:rFonts w:ascii="Times New Roman" w:hAnsi="Times New Roman" w:cs="Times New Roman"/>
-          <w:lang w:val="ru-BY"/>
-        </w:rPr>
-        <w:t>public</w:t>
-      </w:r>
-      <w:proofErr w:type="spellEnd"/>
-      <w:r>
-        <w:rPr>
-          <w:rFonts w:ascii="Times New Roman" w:hAnsi="Times New Roman" w:cs="Times New Roman"/>
-          <w:lang w:val="ru-BY"/>
-        </w:rPr>
-        <w:t>."Детали P"(</w:t>
-      </w:r>
-    </w:p>
-    <w:p>
-      <w:pPr>
-        <w:rPr>
-          <w:rFonts w:ascii="Times New Roman" w:hAnsi="Times New Roman" w:cs="Times New Roman"/>
-          <w:lang w:val="ru-BY"/>
-        </w:rPr>
-      </w:pPr>
-      <w:r>
-        <w:rPr>
-          <w:rFonts w:ascii="Times New Roman" w:hAnsi="Times New Roman" w:cs="Times New Roman"/>
-          <w:lang w:val="ru-BY"/>
-        </w:rPr>
-        <w:t>    "Д#" VARCHAR(8) PRIMARY KEY,</w:t>
-      </w:r>
-    </w:p>
-    <w:p>
-      <w:pPr>
-        <w:rPr>
-          <w:rFonts w:ascii="Times New Roman" w:hAnsi="Times New Roman" w:cs="Times New Roman"/>
-          <w:lang w:val="ru-BY"/>
-        </w:rPr>
-      </w:pPr>
-      <w:r>
-        <w:rPr>
-          <w:rFonts w:ascii="Times New Roman" w:hAnsi="Times New Roman" w:cs="Times New Roman"/>
-          <w:lang w:val="ru-BY"/>
-        </w:rPr>
-        <w:t>    "Имя Д" VARCHAR(64),</w:t>
-      </w:r>
-    </w:p>
-    <w:p>
-      <w:pPr>
-        <w:rPr>
-          <w:rFonts w:ascii="Times New Roman" w:hAnsi="Times New Roman" w:cs="Times New Roman"/>
-          <w:lang w:val="ru-BY"/>
-        </w:rPr>
-      </w:pPr>
-      <w:r>
-        <w:rPr>
-          <w:rFonts w:ascii="Times New Roman" w:hAnsi="Times New Roman" w:cs="Times New Roman"/>
-          <w:lang w:val="ru-BY"/>
-        </w:rPr>
-        <w:t>    "Цвет" VARCHAR(64),</w:t>
-      </w:r>
-    </w:p>
-    <w:p>
-      <w:pPr>
-        <w:rPr>
-          <w:rFonts w:ascii="Times New Roman" w:hAnsi="Times New Roman" w:cs="Times New Roman"/>
-          <w:lang w:val="ru-BY"/>
-        </w:rPr>
-      </w:pPr>
-      <w:r>
-        <w:rPr>
-          <w:rFonts w:ascii="Times New Roman" w:hAnsi="Times New Roman" w:cs="Times New Roman"/>
-          <w:lang w:val="ru-BY"/>
-        </w:rPr>
-        <w:t>    "Размер" INT,</w:t>
-      </w:r>
-    </w:p>
-    <w:p>
-      <w:pPr>
-        <w:rPr>
-          <w:rFonts w:ascii="Times New Roman" w:hAnsi="Times New Roman" w:cs="Times New Roman"/>
-          <w:lang w:val="ru-BY"/>
-        </w:rPr>
-      </w:pPr>
-      <w:r>
-        <w:rPr>
-          <w:rFonts w:ascii="Times New Roman" w:hAnsi="Times New Roman" w:cs="Times New Roman"/>
-          <w:lang w:val="ru-BY"/>
-        </w:rPr>
-        <w:t xml:space="preserve">    "Город" VARCHAR(64) </w:t>
-      </w:r>
-    </w:p>
-    <w:p>
-      <w:pPr>
-        <w:rPr>
-          <w:rFonts w:ascii="Times New Roman" w:hAnsi="Times New Roman" w:cs="Times New Roman"/>
-          <w:lang w:val="ru-BY"/>
-        </w:rPr>
-      </w:pPr>
-      <w:r>
-        <w:rPr>
-          <w:rFonts w:ascii="Times New Roman" w:hAnsi="Times New Roman" w:cs="Times New Roman"/>
-          <w:lang w:val="ru-BY"/>
-        </w:rPr>
-        <w:t>);</w:t>
-      </w:r>
-    </w:p>
-    <w:p>
-      <w:pPr>
-        <w:rPr>
-          <w:rFonts w:ascii="Times New Roman" w:hAnsi="Times New Roman" w:cs="Times New Roman"/>
-          <w:lang w:val="ru-BY"/>
-        </w:rPr>
-      </w:pPr>
-    </w:p>
-    <w:p>
-      <w:pPr>
-        <w:rPr>
-          <w:rFonts w:ascii="Times New Roman" w:hAnsi="Times New Roman" w:cs="Times New Roman"/>
-          <w:lang w:val="ru-BY"/>
-        </w:rPr>
-      </w:pPr>
-      <w:r>
-        <w:rPr>
-          <w:rFonts w:ascii="Times New Roman" w:hAnsi="Times New Roman" w:cs="Times New Roman"/>
-          <w:lang w:val="ru-BY"/>
-        </w:rPr>
-        <w:t>DROP TABLE IF EXISTS "Проекты J" CASCADE;</w:t>
-      </w:r>
-    </w:p>
-    <w:p>
-      <w:pPr>
-        <w:rPr>
-          <w:rFonts w:ascii="Times New Roman" w:hAnsi="Times New Roman" w:cs="Times New Roman"/>
-          <w:lang w:val="ru-BY"/>
-        </w:rPr>
-      </w:pPr>
-    </w:p>
-    <w:p>
-      <w:pPr>
-        <w:rPr>
-          <w:rFonts w:ascii="Times New Roman" w:hAnsi="Times New Roman" w:cs="Times New Roman"/>
-          <w:lang w:val="ru-BY"/>
-        </w:rPr>
-      </w:pPr>
-      <w:r>
-        <w:rPr>
-          <w:rFonts w:ascii="Times New Roman" w:hAnsi="Times New Roman" w:cs="Times New Roman"/>
-          <w:lang w:val="ru-BY"/>
-        </w:rPr>
-        <w:t xml:space="preserve">CREATE TABLE </w:t>
-      </w:r>
-      <w:proofErr w:type="spellStart"/>
-      <w:r>
-        <w:rPr>
-          <w:rFonts w:ascii="Times New Roman" w:hAnsi="Times New Roman" w:cs="Times New Roman"/>
-          <w:lang w:val="ru-BY"/>
-        </w:rPr>
-        <w:t>public</w:t>
-      </w:r>
-      <w:proofErr w:type="spellEnd"/>
-      <w:r>
-        <w:rPr>
-          <w:rFonts w:ascii="Times New Roman" w:hAnsi="Times New Roman" w:cs="Times New Roman"/>
-          <w:lang w:val="ru-BY"/>
-        </w:rPr>
-        <w:t>."Проекты J"(</w:t>
-      </w:r>
-    </w:p>
-    <w:p>
-      <w:pPr>
-        <w:rPr>
-          <w:rFonts w:ascii="Times New Roman" w:hAnsi="Times New Roman" w:cs="Times New Roman"/>
-          <w:lang w:val="ru-BY"/>
-        </w:rPr>
-      </w:pPr>
-      <w:r>
-        <w:rPr>
-          <w:rFonts w:ascii="Times New Roman" w:hAnsi="Times New Roman" w:cs="Times New Roman"/>
-          <w:lang w:val="ru-BY"/>
-        </w:rPr>
-        <w:t>    "ПР#" VARCHAR(8) PRIMARY KEY,</w:t>
-      </w:r>
-    </w:p>
-    <w:p>
-      <w:pPr>
-        <w:rPr>
-          <w:rFonts w:ascii="Times New Roman" w:hAnsi="Times New Roman" w:cs="Times New Roman"/>
-          <w:lang w:val="ru-BY"/>
-        </w:rPr>
-      </w:pPr>
-      <w:r>
-        <w:rPr>
-          <w:rFonts w:ascii="Times New Roman" w:hAnsi="Times New Roman" w:cs="Times New Roman"/>
-          <w:lang w:val="ru-BY"/>
-        </w:rPr>
-        <w:t>    "Имя ПР" VARCHAR(64),</w:t>
-      </w:r>
-    </w:p>
-    <w:p>
-      <w:pPr>
-        <w:rPr>
-          <w:rFonts w:ascii="Times New Roman" w:hAnsi="Times New Roman" w:cs="Times New Roman"/>
-          <w:lang w:val="ru-BY"/>
-        </w:rPr>
-      </w:pPr>
-      <w:r>
-        <w:rPr>
-          <w:rFonts w:ascii="Times New Roman" w:hAnsi="Times New Roman" w:cs="Times New Roman"/>
-          <w:lang w:val="ru-BY"/>
-        </w:rPr>
-        <w:t xml:space="preserve">    "Город" VARCHAR(64) </w:t>
-      </w:r>
-    </w:p>
-    <w:p>
-      <w:pPr>
-        <w:rPr>
-          <w:rFonts w:ascii="Times New Roman" w:hAnsi="Times New Roman" w:cs="Times New Roman"/>
-          <w:lang w:val="ru-BY"/>
-        </w:rPr>
-      </w:pPr>
-      <w:r>
-        <w:rPr>
-          <w:rFonts w:ascii="Times New Roman" w:hAnsi="Times New Roman" w:cs="Times New Roman"/>
-          <w:lang w:val="ru-BY"/>
-        </w:rPr>
-        <w:t>);</w:t>
-      </w:r>
-    </w:p>
-    <w:p>
-      <w:pPr>
-        <w:rPr>
-          <w:rFonts w:ascii="Times New Roman" w:hAnsi="Times New Roman" w:cs="Times New Roman"/>
-          <w:lang w:val="ru-BY"/>
-        </w:rPr>
-      </w:pPr>
-    </w:p>
-    <w:p>
-      <w:pPr>
-        <w:rPr>
-          <w:rFonts w:ascii="Times New Roman" w:hAnsi="Times New Roman" w:cs="Times New Roman"/>
-          <w:lang w:val="ru-BY"/>
-        </w:rPr>
-      </w:pPr>
-      <w:r>
-        <w:rPr>
-          <w:rFonts w:ascii="Times New Roman" w:hAnsi="Times New Roman" w:cs="Times New Roman"/>
-          <w:lang w:val="ru-BY"/>
-        </w:rPr>
-        <w:t>DROP TABLE IF EXISTS "S" CASCADE;</w:t>
-      </w:r>
-    </w:p>
-    <w:p>
-      <w:pPr>
-        <w:rPr>
-          <w:rFonts w:ascii="Times New Roman" w:hAnsi="Times New Roman" w:cs="Times New Roman"/>
-          <w:lang w:val="ru-BY"/>
-        </w:rPr>
-      </w:pPr>
-    </w:p>
-    <w:p>
-      <w:pPr>
-        <w:rPr>
-          <w:rFonts w:ascii="Times New Roman" w:hAnsi="Times New Roman" w:cs="Times New Roman"/>
-          <w:lang w:val="ru-BY"/>
-        </w:rPr>
-      </w:pPr>
-      <w:r>
-        <w:rPr>
-          <w:rFonts w:ascii="Times New Roman" w:hAnsi="Times New Roman" w:cs="Times New Roman"/>
-          <w:lang w:val="ru-BY"/>
-        </w:rPr>
-        <w:t xml:space="preserve">CREATE TABLE </w:t>
-      </w:r>
-      <w:proofErr w:type="spellStart"/>
-      <w:r>
-        <w:rPr>
-          <w:rFonts w:ascii="Times New Roman" w:hAnsi="Times New Roman" w:cs="Times New Roman"/>
-          <w:lang w:val="ru-BY"/>
-        </w:rPr>
-        <w:t>public</w:t>
-      </w:r>
-      <w:proofErr w:type="spellEnd"/>
-      <w:r>
-        <w:rPr>
-          <w:rFonts w:ascii="Times New Roman" w:hAnsi="Times New Roman" w:cs="Times New Roman"/>
-          <w:lang w:val="ru-BY"/>
-        </w:rPr>
-        <w:t>."S"(</w:t>
-      </w:r>
-    </w:p>
-    <w:p>
-      <w:pPr>
-        <w:rPr>
-          <w:rFonts w:ascii="Times New Roman" w:hAnsi="Times New Roman" w:cs="Times New Roman"/>
-          <w:lang w:val="ru-BY"/>
-        </w:rPr>
-      </w:pPr>
-      <w:r>
-        <w:rPr>
-          <w:rFonts w:ascii="Times New Roman" w:hAnsi="Times New Roman" w:cs="Times New Roman"/>
-          <w:lang w:val="ru-BY"/>
-        </w:rPr>
-        <w:t xml:space="preserve">    "П#" VARCHAR(8) REFERENCES "Поставщики S"("П#") </w:t>
-      </w:r>
-    </w:p>
-    <w:p>
-      <w:pPr>
-        <w:rPr>
-          <w:rFonts w:ascii="Times New Roman" w:hAnsi="Times New Roman" w:cs="Times New Roman"/>
-          <w:lang w:val="ru-BY"/>
-        </w:rPr>
-      </w:pPr>
-      <w:r>
-        <w:rPr>
-          <w:rFonts w:ascii="Times New Roman" w:hAnsi="Times New Roman" w:cs="Times New Roman"/>
-          <w:lang w:val="ru-BY"/>
-        </w:rPr>
-        <w:t xml:space="preserve">        ON DELETE CASCADE </w:t>
-      </w:r>
-    </w:p>
-    <w:p>
-      <w:pPr>
-        <w:rPr>
-          <w:rFonts w:ascii="Times New Roman" w:hAnsi="Times New Roman" w:cs="Times New Roman"/>
-          <w:lang w:val="ru-BY"/>
-        </w:rPr>
-      </w:pPr>
-      <w:r>
-        <w:rPr>
-          <w:rFonts w:ascii="Times New Roman" w:hAnsi="Times New Roman" w:cs="Times New Roman"/>
-          <w:lang w:val="ru-BY"/>
-        </w:rPr>
-        <w:t>        ON UPDATE CASCADE,</w:t>
-      </w:r>
-    </w:p>
-    <w:p>
-      <w:pPr>
-        <w:rPr>
-          <w:rFonts w:ascii="Times New Roman" w:hAnsi="Times New Roman" w:cs="Times New Roman"/>
-          <w:lang w:val="ru-BY"/>
-        </w:rPr>
-      </w:pPr>
-      <w:r>
-        <w:rPr>
-          <w:rFonts w:ascii="Times New Roman" w:hAnsi="Times New Roman" w:cs="Times New Roman"/>
-          <w:lang w:val="ru-BY"/>
-        </w:rPr>
-        <w:t xml:space="preserve">    "Д#" VARCHAR(8) REFERENCES "Детали P"("Д#") </w:t>
-      </w:r>
-    </w:p>
-    <w:p>
-      <w:pPr>
-        <w:rPr>
-          <w:rFonts w:ascii="Times New Roman" w:hAnsi="Times New Roman" w:cs="Times New Roman"/>
-          <w:lang w:val="ru-BY"/>
-        </w:rPr>
-      </w:pPr>
-      <w:r>
-        <w:rPr>
-          <w:rFonts w:ascii="Times New Roman" w:hAnsi="Times New Roman" w:cs="Times New Roman"/>
-          <w:lang w:val="ru-BY"/>
-        </w:rPr>
-        <w:t xml:space="preserve">        ON DELETE CASCADE </w:t>
-      </w:r>
-    </w:p>
-    <w:p>
-      <w:pPr>
-        <w:rPr>
-          <w:rFonts w:ascii="Times New Roman" w:hAnsi="Times New Roman" w:cs="Times New Roman"/>
-          <w:lang w:val="ru-BY"/>
-        </w:rPr>
-      </w:pPr>
-      <w:r>
-        <w:rPr>
-          <w:rFonts w:ascii="Times New Roman" w:hAnsi="Times New Roman" w:cs="Times New Roman"/>
-          <w:lang w:val="ru-BY"/>
-        </w:rPr>
-        <w:t>        ON UPDATE CASCADE,</w:t>
-      </w:r>
-    </w:p>
-    <w:p>
-      <w:pPr>
-        <w:rPr>
-          <w:rFonts w:ascii="Times New Roman" w:hAnsi="Times New Roman" w:cs="Times New Roman"/>
-          <w:lang w:val="ru-BY"/>
-        </w:rPr>
-      </w:pPr>
-      <w:r>
-        <w:rPr>
-          <w:rFonts w:ascii="Times New Roman" w:hAnsi="Times New Roman" w:cs="Times New Roman"/>
-          <w:lang w:val="ru-BY"/>
-        </w:rPr>
-        <w:t xml:space="preserve">    "ПР#" VARCHAR(8) REFERENCES "Проекты J"("ПР#") </w:t>
-      </w:r>
-    </w:p>
-    <w:p>
-      <w:pPr>
-        <w:rPr>
-          <w:rFonts w:ascii="Times New Roman" w:hAnsi="Times New Roman" w:cs="Times New Roman"/>
-          <w:lang w:val="ru-BY"/>
-        </w:rPr>
-      </w:pPr>
-      <w:r>
-        <w:rPr>
-          <w:rFonts w:ascii="Times New Roman" w:hAnsi="Times New Roman" w:cs="Times New Roman"/>
-          <w:lang w:val="ru-BY"/>
-        </w:rPr>
-        <w:t xml:space="preserve">        ON DELETE CASCADE </w:t>
-      </w:r>
-    </w:p>
-    <w:p>
-      <w:pPr>
-        <w:rPr>
-          <w:rFonts w:ascii="Times New Roman" w:hAnsi="Times New Roman" w:cs="Times New Roman"/>
-          <w:lang w:val="ru-BY"/>
-        </w:rPr>
-      </w:pPr>
-      <w:r>
-        <w:rPr>
-          <w:rFonts w:ascii="Times New Roman" w:hAnsi="Times New Roman" w:cs="Times New Roman"/>
-          <w:lang w:val="ru-BY"/>
-        </w:rPr>
-        <w:t>        ON UPDATE CASCADE,</w:t>
-      </w:r>
-    </w:p>
-    <w:p>
-      <w:pPr>
-        <w:rPr>
-          <w:rFonts w:ascii="Times New Roman" w:hAnsi="Times New Roman" w:cs="Times New Roman"/>
-          <w:lang w:val="ru-BY"/>
-        </w:rPr>
-      </w:pPr>
-      <w:r>
-        <w:rPr>
-          <w:rFonts w:ascii="Times New Roman" w:hAnsi="Times New Roman" w:cs="Times New Roman"/>
-          <w:lang w:val="ru-BY"/>
-        </w:rPr>
-        <w:t>    "S" INT,</w:t>
-      </w:r>
-    </w:p>
-    <w:p>
-      <w:pPr>
-        <w:rPr>
-          <w:rFonts w:ascii="Times New Roman" w:hAnsi="Times New Roman" w:cs="Times New Roman"/>
-          <w:lang w:val="ru-BY"/>
-        </w:rPr>
-      </w:pPr>
-      <w:r>
-        <w:rPr>
-          <w:rFonts w:ascii="Times New Roman" w:hAnsi="Times New Roman" w:cs="Times New Roman"/>
-          <w:lang w:val="ru-BY"/>
-        </w:rPr>
-        <w:t>        PRIMARY KEY ("П#", "Д#", "ПР#")</w:t>
-      </w:r>
-    </w:p>
-    <w:p>
-      <w:pPr>
-        <w:rPr>
-          <w:rFonts w:ascii="Times New Roman" w:hAnsi="Times New Roman" w:cs="Times New Roman"/>
-          <w:lang w:val="ru-BY"/>
-        </w:rPr>
-      </w:pPr>
-      <w:r>
-        <w:rPr>
-          <w:rFonts w:ascii="Times New Roman" w:hAnsi="Times New Roman" w:cs="Times New Roman"/>
-          <w:lang w:val="ru-BY"/>
-        </w:rPr>
-        <w:t>);</w:t>
-      </w:r>
-    </w:p>
-    <w:p>
-      <w:pPr>
-        <w:rPr>
-          <w:rFonts w:ascii="Times New Roman" w:hAnsi="Times New Roman" w:cs="Times New Roman"/>
-          <w:lang w:val="ru-BY"/>
-        </w:rPr>
-      </w:pPr>
-    </w:p>
-    <w:p>
-      <w:pPr>
-        <w:rPr>
-          <w:rFonts w:ascii="Times New Roman" w:hAnsi="Times New Roman" w:cs="Times New Roman"/>
-          <w:lang w:val="ru-BY"/>
-        </w:rPr>
-      </w:pPr>
-      <w:r>
-        <w:rPr>
-          <w:rFonts w:ascii="Times New Roman" w:hAnsi="Times New Roman" w:cs="Times New Roman"/>
-          <w:lang w:val="ru-BY"/>
-        </w:rPr>
-        <w:t xml:space="preserve">INSERT INTO "Поставщики S" ("П#", "Имя П", "Статус", "Город") </w:t>
-      </w:r>
-    </w:p>
-    <w:p>
-      <w:pPr>
-        <w:rPr>
-          <w:rFonts w:ascii="Times New Roman" w:hAnsi="Times New Roman" w:cs="Times New Roman"/>
-          <w:lang w:val="ru-BY"/>
-        </w:rPr>
-      </w:pPr>
-      <w:r>
-        <w:rPr>
-          <w:rFonts w:ascii="Times New Roman" w:hAnsi="Times New Roman" w:cs="Times New Roman"/>
-          <w:lang w:val="ru-BY"/>
-        </w:rPr>
-        <w:t>VALUES ('П1', 'Петров', '20', 'Москва'), ('П2', 'Синицин', '10', 'Таллинн'), ('П3', 'Федоров', '30', 'Таллинн'), ('П4', 'Чаянов', '20', 'Минск'), ('П5', 'Крюков', '30', 'Киев');</w:t>
-      </w:r>
-    </w:p>
-    <w:p>
-      <w:pPr>
-        <w:rPr>
-          <w:rFonts w:ascii="Times New Roman" w:hAnsi="Times New Roman" w:cs="Times New Roman"/>
-          <w:lang w:val="ru-BY"/>
-        </w:rPr>
-      </w:pPr>
-    </w:p>
-    <w:p>
-      <w:pPr>
-        <w:rPr>
-          <w:rFonts w:ascii="Times New Roman" w:hAnsi="Times New Roman" w:cs="Times New Roman"/>
-          <w:lang w:val="ru-BY"/>
-        </w:rPr>
-      </w:pPr>
-      <w:r>
-        <w:rPr>
-          <w:rFonts w:ascii="Times New Roman" w:hAnsi="Times New Roman" w:cs="Times New Roman"/>
-          <w:lang w:val="ru-BY"/>
-        </w:rPr>
-        <w:t xml:space="preserve">INSERT INTO "Детали P" ("Д#", "Имя Д", "Цвет", "Размер", "Город") </w:t>
-      </w:r>
-    </w:p>
-    <w:p>
-      <w:pPr>
-        <w:rPr>
-          <w:rFonts w:ascii="Times New Roman" w:hAnsi="Times New Roman" w:cs="Times New Roman"/>
-          <w:lang w:val="ru-BY"/>
-        </w:rPr>
-      </w:pPr>
-      <w:r>
-        <w:rPr>
-          <w:rFonts w:ascii="Times New Roman" w:hAnsi="Times New Roman" w:cs="Times New Roman"/>
-          <w:lang w:val="ru-BY"/>
-        </w:rPr>
-        <w:lastRenderedPageBreak/>
-        <w:t>VALUES ('Д1', 'Болт', 'Красный', '12', 'Москва'), ('Д2', 'Гайка', 'Зеленая', '17', 'Минск'), ('Д3', 'Диск', 'Черный', '17', 'Вильнюс'), ('Д4', 'Диск', 'Черный', '14', 'Москва'), ('Д5', 'Корпус', 'Красный', '12', 'Минск'), ('Д6', 'Крышки', 'Красный', '19', 'Москва');</w:t>
-      </w:r>
-    </w:p>
-    <w:p>
-      <w:pPr>
-        <w:rPr>
-          <w:rFonts w:ascii="Times New Roman" w:hAnsi="Times New Roman" w:cs="Times New Roman"/>
-          <w:lang w:val="ru-BY"/>
-        </w:rPr>
-      </w:pPr>
-    </w:p>
-    <w:p>
-      <w:pPr>
-        <w:rPr>
-          <w:rFonts w:ascii="Times New Roman" w:hAnsi="Times New Roman" w:cs="Times New Roman"/>
-          <w:lang w:val="ru-BY"/>
-        </w:rPr>
-      </w:pPr>
-      <w:r>
-        <w:rPr>
-          <w:rFonts w:ascii="Times New Roman" w:hAnsi="Times New Roman" w:cs="Times New Roman"/>
-          <w:lang w:val="ru-BY"/>
-        </w:rPr>
-        <w:t>INSERT INTO "</w:t>
-      </w:r>
-      <w:proofErr w:type="spellStart"/>
-      <w:r>
-        <w:rPr>
-          <w:rFonts w:ascii="Times New Roman" w:hAnsi="Times New Roman" w:cs="Times New Roman"/>
-          <w:lang w:val="ru-BY"/>
-        </w:rPr>
-        <w:t>public</w:t>
-      </w:r>
-      <w:proofErr w:type="spellEnd"/>
-      <w:r>
-        <w:rPr>
-          <w:rFonts w:ascii="Times New Roman" w:hAnsi="Times New Roman" w:cs="Times New Roman"/>
-          <w:lang w:val="ru-BY"/>
-        </w:rPr>
-        <w:t xml:space="preserve">"."Проекты J" ("ПР#", "Имя ПР", "Город") </w:t>
-      </w:r>
-    </w:p>
-    <w:p>
-      <w:pPr>
-        <w:rPr>
-          <w:rFonts w:ascii="Times New Roman" w:hAnsi="Times New Roman" w:cs="Times New Roman"/>
-          <w:lang w:val="ru-BY"/>
-        </w:rPr>
-      </w:pPr>
-      <w:r>
-        <w:rPr>
-          <w:rFonts w:ascii="Times New Roman" w:hAnsi="Times New Roman" w:cs="Times New Roman"/>
-          <w:lang w:val="ru-BY"/>
-        </w:rPr>
-        <w:t>VALUES ('ПР1', 'ИПР1', 'Минск'), ('ПР2', 'ИПР2', 'Таллинн'), ('ПР3', 'ИПР3', 'Псков'), ('ПР4', 'ИПР4', 'Псков'), ('ПР5', 'ИПР4', 'Москва'), ('ПР6', 'ИПР6', 'Саратов'), ('ПР7', 'ИПР7', 'Москва'), ('ПР8', 'ИПР8', 'Лондон');</w:t>
-      </w:r>
-    </w:p>
-    <w:p>
-      <w:pPr>
-        <w:rPr>
-          <w:rFonts w:ascii="Times New Roman" w:hAnsi="Times New Roman" w:cs="Times New Roman"/>
-          <w:lang w:val="ru-BY"/>
-        </w:rPr>
-      </w:pPr>
-    </w:p>
-    <w:p>
-      <w:pPr>
-        <w:rPr>
-          <w:rFonts w:ascii="Times New Roman" w:hAnsi="Times New Roman" w:cs="Times New Roman"/>
-          <w:lang w:val="ru-BY"/>
-        </w:rPr>
-      </w:pPr>
-      <w:r>
-        <w:rPr>
-          <w:rFonts w:ascii="Times New Roman" w:hAnsi="Times New Roman" w:cs="Times New Roman"/>
-          <w:lang w:val="ru-BY"/>
-        </w:rPr>
-        <w:t>INSERT INTO "</w:t>
-      </w:r>
-      <w:proofErr w:type="spellStart"/>
-      <w:r>
-        <w:rPr>
-          <w:rFonts w:ascii="Times New Roman" w:hAnsi="Times New Roman" w:cs="Times New Roman"/>
-          <w:lang w:val="ru-BY"/>
-        </w:rPr>
-        <w:t>public</w:t>
-      </w:r>
-      <w:proofErr w:type="spellEnd"/>
-      <w:r>
-        <w:rPr>
-          <w:rFonts w:ascii="Times New Roman" w:hAnsi="Times New Roman" w:cs="Times New Roman"/>
-          <w:lang w:val="ru-BY"/>
-        </w:rPr>
-        <w:t xml:space="preserve">"."S" ("П#", "Д#", "ПР#", "S") </w:t>
-      </w:r>
-    </w:p>
-    <w:p>
-      <w:pPr>
-        <w:rPr>
-          <w:rFonts w:ascii="Times New Roman" w:hAnsi="Times New Roman" w:cs="Times New Roman"/>
-          <w:lang w:val="ru-BY"/>
-        </w:rPr>
-      </w:pPr>
-      <w:r>
-        <w:rPr>
-          <w:rFonts w:ascii="Times New Roman" w:hAnsi="Times New Roman" w:cs="Times New Roman"/>
-          <w:lang w:val="ru-BY"/>
-        </w:rPr>
-        <w:t>VALUES ('П1', 'Д1', 'ПР1', '200'), ('П1', 'Д1', 'ПР2', '700'), ('П1', 'Д1', 'ПР5', '100'), ('П1', 'Д1', 'ПР8', '200'), ('П1', 'Д3', 'ПР8', '1000'), ('П2', 'Д2', 'ПР2', '200'), ('П2', 'Д3', 'ПР1', '400'), ('П2', 'Д3', 'ПР3', '200'), ('П2', 'Д3', 'ПР4', '500'), ('П2', 'Д3', 'ПР5', '600'), ('П2', 'Д3', 'ПР6', '400'), ('П2', 'Д3', 'ПР7', '800'), ('П2', 'Д5', 'ПР2', '100'), ('П3', 'Д3', 'ПР1', '200'), ('П3', 'Д4', 'ПР2', '500'), ('П4', 'Д6', 'ПР3', '300'), ('П4', 'Д6', 'ПР7', '300'), ('П5', 'Д1', 'ПР2', '100'), ('П5', 'Д2', 'ПР2', '200'), ('П5', 'Д2', 'ПР4', '100'), ('П5', 'Д3', 'ПР4', '200'), ('П5', 'Д4', 'ПР4', '800'), ('П5', 'Д5', 'ПР4', '400'), ('П5', 'Д5', 'ПР5', '500'), ('П5', 'Д5', 'ПР7', '100'), ('П5', 'Д6', 'ПР2', '200'), ('П5', 'Д6', 'ПР4', '500');</w:t>
-      </w:r>
-    </w:p>
-    <w:p>
-      <w:pPr>
-        <w:rPr>
-          <w:rFonts w:ascii="Times New Roman" w:hAnsi="Times New Roman" w:cs="Times New Roman"/>
-          <w:lang w:val="ru-BY"/>
-        </w:rPr>
-      </w:pPr>
-    </w:p>
-    <w:p>
-      <w:pPr>
-        <w:rPr>
-          <w:rFonts w:ascii="Times New Roman" w:hAnsi="Times New Roman" w:cs="Times New Roman"/>
-          <w:lang w:val="ru-BY"/>
-        </w:rPr>
-      </w:pPr>
-    </w:p>
-    <w:p>
-      <w:pPr>
-        <w:pStyle w:val="1"/>
+        <w:t>Создание</w:t>
+      </w:r>
+      <w:r>
         <w:rPr>
           <w:rFonts w:ascii="Times New Roman" w:eastAsia="Times New Roman" w:hAnsi="Times New Roman" w:cs="Times New Roman"/>
           <w:color w:val="auto"/>
@@ -1794,7 +938,8 @@
           <w:szCs w:val="40"/>
           <w:lang w:val="en-US"/>
         </w:rPr>
-      </w:pPr>
+        <w:t xml:space="preserve"> </w:t>
+      </w:r>
       <w:r>
         <w:rPr>
           <w:rFonts w:ascii="Times New Roman" w:eastAsia="Times New Roman" w:hAnsi="Times New Roman" w:cs="Times New Roman"/>
@@ -1803,13 +948,908 @@
           <w:szCs w:val="40"/>
           <w:lang w:val="ru-RU"/>
         </w:rPr>
+        <w:t>базы</w:t>
+      </w:r>
+      <w:r>
+        <w:rPr>
+          <w:rFonts w:ascii="Times New Roman" w:eastAsia="Times New Roman" w:hAnsi="Times New Roman" w:cs="Times New Roman"/>
+          <w:color w:val="auto"/>
+          <w:sz w:val="40"/>
+          <w:szCs w:val="40"/>
+          <w:lang w:val="en-US"/>
+        </w:rPr>
+        <w:t xml:space="preserve"> </w:t>
+      </w:r>
+      <w:r>
+        <w:rPr>
+          <w:rFonts w:ascii="Times New Roman" w:eastAsia="Times New Roman" w:hAnsi="Times New Roman" w:cs="Times New Roman"/>
+          <w:color w:val="auto"/>
+          <w:sz w:val="40"/>
+          <w:szCs w:val="40"/>
+          <w:lang w:val="ru-RU"/>
+        </w:rPr>
+        <w:t>данных</w:t>
+      </w:r>
+    </w:p>
+    <w:p>
+      <w:pPr>
+        <w:rPr>
+          <w:lang w:val="en-US"/>
+        </w:rPr>
+      </w:pPr>
+    </w:p>
+    <w:p>
+      <w:pPr>
+        <w:rPr>
+          <w:rFonts w:ascii="Times New Roman" w:hAnsi="Times New Roman" w:cs="Times New Roman"/>
+          <w:lang w:val="ru-BY"/>
+        </w:rPr>
+      </w:pPr>
+      <w:r>
+        <w:rPr>
+          <w:rFonts w:ascii="Times New Roman" w:hAnsi="Times New Roman" w:cs="Times New Roman"/>
+          <w:lang w:val="ru-BY"/>
+        </w:rPr>
+        <w:t>DROP TABLE IF EXISTS "Поставщики S" CASCADE;</w:t>
+      </w:r>
+    </w:p>
+    <w:p>
+      <w:pPr>
+        <w:rPr>
+          <w:rFonts w:ascii="Times New Roman" w:hAnsi="Times New Roman" w:cs="Times New Roman"/>
+          <w:lang w:val="ru-BY"/>
+        </w:rPr>
+      </w:pPr>
+    </w:p>
+    <w:p>
+      <w:pPr>
+        <w:rPr>
+          <w:rFonts w:ascii="Times New Roman" w:hAnsi="Times New Roman" w:cs="Times New Roman"/>
+          <w:lang w:val="ru-BY"/>
+        </w:rPr>
+      </w:pPr>
+      <w:r>
+        <w:rPr>
+          <w:rFonts w:ascii="Times New Roman" w:hAnsi="Times New Roman" w:cs="Times New Roman"/>
+          <w:lang w:val="ru-BY"/>
+        </w:rPr>
+        <w:t xml:space="preserve">CREATE TABLE </w:t>
+      </w:r>
+      <w:proofErr w:type="spellStart"/>
+      <w:r>
+        <w:rPr>
+          <w:rFonts w:ascii="Times New Roman" w:hAnsi="Times New Roman" w:cs="Times New Roman"/>
+          <w:lang w:val="ru-BY"/>
+        </w:rPr>
+        <w:t>public</w:t>
+      </w:r>
+      <w:proofErr w:type="spellEnd"/>
+      <w:r>
+        <w:rPr>
+          <w:rFonts w:ascii="Times New Roman" w:hAnsi="Times New Roman" w:cs="Times New Roman"/>
+          <w:lang w:val="ru-BY"/>
+        </w:rPr>
+        <w:t>."Поставщики S"(</w:t>
+      </w:r>
+    </w:p>
+    <w:p>
+      <w:pPr>
+        <w:rPr>
+          <w:rFonts w:ascii="Times New Roman" w:hAnsi="Times New Roman" w:cs="Times New Roman"/>
+          <w:lang w:val="ru-BY"/>
+        </w:rPr>
+      </w:pPr>
+      <w:r>
+        <w:rPr>
+          <w:rFonts w:ascii="Times New Roman" w:hAnsi="Times New Roman" w:cs="Times New Roman"/>
+          <w:lang w:val="ru-BY"/>
+        </w:rPr>
+        <w:t>    "П#" VARCHAR(8) PRIMARY KEY,</w:t>
+      </w:r>
+    </w:p>
+    <w:p>
+      <w:pPr>
+        <w:rPr>
+          <w:rFonts w:ascii="Times New Roman" w:hAnsi="Times New Roman" w:cs="Times New Roman"/>
+          <w:lang w:val="ru-BY"/>
+        </w:rPr>
+      </w:pPr>
+      <w:r>
+        <w:rPr>
+          <w:rFonts w:ascii="Times New Roman" w:hAnsi="Times New Roman" w:cs="Times New Roman"/>
+          <w:lang w:val="ru-BY"/>
+        </w:rPr>
+        <w:t>    "Имя П" VARCHAR(64),</w:t>
+      </w:r>
+    </w:p>
+    <w:p>
+      <w:pPr>
+        <w:rPr>
+          <w:rFonts w:ascii="Times New Roman" w:hAnsi="Times New Roman" w:cs="Times New Roman"/>
+          <w:lang w:val="ru-BY"/>
+        </w:rPr>
+      </w:pPr>
+      <w:r>
+        <w:rPr>
+          <w:rFonts w:ascii="Times New Roman" w:hAnsi="Times New Roman" w:cs="Times New Roman"/>
+          <w:lang w:val="ru-BY"/>
+        </w:rPr>
+        <w:t>    "Статус" INT,</w:t>
+      </w:r>
+    </w:p>
+    <w:p>
+      <w:pPr>
+        <w:rPr>
+          <w:rFonts w:ascii="Times New Roman" w:hAnsi="Times New Roman" w:cs="Times New Roman"/>
+          <w:lang w:val="ru-BY"/>
+        </w:rPr>
+      </w:pPr>
+      <w:r>
+        <w:rPr>
+          <w:rFonts w:ascii="Times New Roman" w:hAnsi="Times New Roman" w:cs="Times New Roman"/>
+          <w:lang w:val="ru-BY"/>
+        </w:rPr>
+        <w:t xml:space="preserve">    "Город" VARCHAR(64) </w:t>
+      </w:r>
+    </w:p>
+    <w:p>
+      <w:pPr>
+        <w:rPr>
+          <w:rFonts w:ascii="Times New Roman" w:hAnsi="Times New Roman" w:cs="Times New Roman"/>
+          <w:lang w:val="ru-BY"/>
+        </w:rPr>
+      </w:pPr>
+      <w:r>
+        <w:rPr>
+          <w:rFonts w:ascii="Times New Roman" w:hAnsi="Times New Roman" w:cs="Times New Roman"/>
+          <w:lang w:val="ru-BY"/>
+        </w:rPr>
+        <w:t>);</w:t>
+      </w:r>
+    </w:p>
+    <w:p>
+      <w:pPr>
+        <w:rPr>
+          <w:rFonts w:ascii="Times New Roman" w:hAnsi="Times New Roman" w:cs="Times New Roman"/>
+          <w:lang w:val="ru-BY"/>
+        </w:rPr>
+      </w:pPr>
+    </w:p>
+    <w:p>
+      <w:pPr>
+        <w:rPr>
+          <w:rFonts w:ascii="Times New Roman" w:hAnsi="Times New Roman" w:cs="Times New Roman"/>
+          <w:lang w:val="ru-BY"/>
+        </w:rPr>
+      </w:pPr>
+      <w:r>
+        <w:rPr>
+          <w:rFonts w:ascii="Times New Roman" w:hAnsi="Times New Roman" w:cs="Times New Roman"/>
+          <w:lang w:val="ru-BY"/>
+        </w:rPr>
+        <w:t>DROP TABLE IF EXISTS "Детали P" CASCADE;</w:t>
+      </w:r>
+    </w:p>
+    <w:p>
+      <w:pPr>
+        <w:rPr>
+          <w:rFonts w:ascii="Times New Roman" w:hAnsi="Times New Roman" w:cs="Times New Roman"/>
+          <w:lang w:val="ru-BY"/>
+        </w:rPr>
+      </w:pPr>
+    </w:p>
+    <w:p>
+      <w:pPr>
+        <w:rPr>
+          <w:rFonts w:ascii="Times New Roman" w:hAnsi="Times New Roman" w:cs="Times New Roman"/>
+          <w:lang w:val="ru-BY"/>
+        </w:rPr>
+      </w:pPr>
+      <w:r>
+        <w:rPr>
+          <w:rFonts w:ascii="Times New Roman" w:hAnsi="Times New Roman" w:cs="Times New Roman"/>
+          <w:lang w:val="ru-BY"/>
+        </w:rPr>
+        <w:t xml:space="preserve">CREATE TABLE </w:t>
+      </w:r>
+      <w:proofErr w:type="spellStart"/>
+      <w:r>
+        <w:rPr>
+          <w:rFonts w:ascii="Times New Roman" w:hAnsi="Times New Roman" w:cs="Times New Roman"/>
+          <w:lang w:val="ru-BY"/>
+        </w:rPr>
+        <w:t>public</w:t>
+      </w:r>
+      <w:proofErr w:type="spellEnd"/>
+      <w:r>
+        <w:rPr>
+          <w:rFonts w:ascii="Times New Roman" w:hAnsi="Times New Roman" w:cs="Times New Roman"/>
+          <w:lang w:val="ru-BY"/>
+        </w:rPr>
+        <w:t>."Детали P"(</w:t>
+      </w:r>
+    </w:p>
+    <w:p>
+      <w:pPr>
+        <w:rPr>
+          <w:rFonts w:ascii="Times New Roman" w:hAnsi="Times New Roman" w:cs="Times New Roman"/>
+          <w:lang w:val="ru-BY"/>
+        </w:rPr>
+      </w:pPr>
+      <w:r>
+        <w:rPr>
+          <w:rFonts w:ascii="Times New Roman" w:hAnsi="Times New Roman" w:cs="Times New Roman"/>
+          <w:lang w:val="ru-BY"/>
+        </w:rPr>
+        <w:t>    "Д#" VARCHAR(8) PRIMARY KEY,</w:t>
+      </w:r>
+    </w:p>
+    <w:p>
+      <w:pPr>
+        <w:rPr>
+          <w:rFonts w:ascii="Times New Roman" w:hAnsi="Times New Roman" w:cs="Times New Roman"/>
+          <w:lang w:val="ru-BY"/>
+        </w:rPr>
+      </w:pPr>
+      <w:r>
+        <w:rPr>
+          <w:rFonts w:ascii="Times New Roman" w:hAnsi="Times New Roman" w:cs="Times New Roman"/>
+          <w:lang w:val="ru-BY"/>
+        </w:rPr>
+        <w:t>    "Имя Д" VARCHAR(64),</w:t>
+      </w:r>
+    </w:p>
+    <w:p>
+      <w:pPr>
+        <w:rPr>
+          <w:rFonts w:ascii="Times New Roman" w:hAnsi="Times New Roman" w:cs="Times New Roman"/>
+          <w:lang w:val="ru-BY"/>
+        </w:rPr>
+      </w:pPr>
+      <w:r>
+        <w:rPr>
+          <w:rFonts w:ascii="Times New Roman" w:hAnsi="Times New Roman" w:cs="Times New Roman"/>
+          <w:lang w:val="ru-BY"/>
+        </w:rPr>
+        <w:t>    "Цвет" VARCHAR(64),</w:t>
+      </w:r>
+    </w:p>
+    <w:p>
+      <w:pPr>
+        <w:rPr>
+          <w:rFonts w:ascii="Times New Roman" w:hAnsi="Times New Roman" w:cs="Times New Roman"/>
+          <w:lang w:val="ru-BY"/>
+        </w:rPr>
+      </w:pPr>
+      <w:r>
+        <w:rPr>
+          <w:rFonts w:ascii="Times New Roman" w:hAnsi="Times New Roman" w:cs="Times New Roman"/>
+          <w:lang w:val="ru-BY"/>
+        </w:rPr>
+        <w:t>    "Размер" INT,</w:t>
+      </w:r>
+    </w:p>
+    <w:p>
+      <w:pPr>
+        <w:rPr>
+          <w:rFonts w:ascii="Times New Roman" w:hAnsi="Times New Roman" w:cs="Times New Roman"/>
+          <w:lang w:val="ru-BY"/>
+        </w:rPr>
+      </w:pPr>
+      <w:r>
+        <w:rPr>
+          <w:rFonts w:ascii="Times New Roman" w:hAnsi="Times New Roman" w:cs="Times New Roman"/>
+          <w:lang w:val="ru-BY"/>
+        </w:rPr>
+        <w:t xml:space="preserve">    "Город" VARCHAR(64) </w:t>
+      </w:r>
+    </w:p>
+    <w:p>
+      <w:pPr>
+        <w:rPr>
+          <w:rFonts w:ascii="Times New Roman" w:hAnsi="Times New Roman" w:cs="Times New Roman"/>
+          <w:lang w:val="ru-BY"/>
+        </w:rPr>
+      </w:pPr>
+      <w:r>
+        <w:rPr>
+          <w:rFonts w:ascii="Times New Roman" w:hAnsi="Times New Roman" w:cs="Times New Roman"/>
+          <w:lang w:val="ru-BY"/>
+        </w:rPr>
+        <w:t>);</w:t>
+      </w:r>
+    </w:p>
+    <w:p>
+      <w:pPr>
+        <w:rPr>
+          <w:rFonts w:ascii="Times New Roman" w:hAnsi="Times New Roman" w:cs="Times New Roman"/>
+          <w:lang w:val="ru-BY"/>
+        </w:rPr>
+      </w:pPr>
+    </w:p>
+    <w:p>
+      <w:pPr>
+        <w:rPr>
+          <w:rFonts w:ascii="Times New Roman" w:hAnsi="Times New Roman" w:cs="Times New Roman"/>
+          <w:lang w:val="ru-BY"/>
+        </w:rPr>
+      </w:pPr>
+      <w:r>
+        <w:rPr>
+          <w:rFonts w:ascii="Times New Roman" w:hAnsi="Times New Roman" w:cs="Times New Roman"/>
+          <w:lang w:val="ru-BY"/>
+        </w:rPr>
+        <w:t>DROP TABLE IF EXISTS "Проекты J" CASCADE;</w:t>
+      </w:r>
+    </w:p>
+    <w:p>
+      <w:pPr>
+        <w:rPr>
+          <w:rFonts w:ascii="Times New Roman" w:hAnsi="Times New Roman" w:cs="Times New Roman"/>
+          <w:lang w:val="ru-BY"/>
+        </w:rPr>
+      </w:pPr>
+    </w:p>
+    <w:p>
+      <w:pPr>
+        <w:rPr>
+          <w:rFonts w:ascii="Times New Roman" w:hAnsi="Times New Roman" w:cs="Times New Roman"/>
+          <w:lang w:val="ru-BY"/>
+        </w:rPr>
+      </w:pPr>
+      <w:r>
+        <w:rPr>
+          <w:rFonts w:ascii="Times New Roman" w:hAnsi="Times New Roman" w:cs="Times New Roman"/>
+          <w:lang w:val="ru-BY"/>
+        </w:rPr>
+        <w:t xml:space="preserve">CREATE TABLE </w:t>
+      </w:r>
+      <w:proofErr w:type="spellStart"/>
+      <w:r>
+        <w:rPr>
+          <w:rFonts w:ascii="Times New Roman" w:hAnsi="Times New Roman" w:cs="Times New Roman"/>
+          <w:lang w:val="ru-BY"/>
+        </w:rPr>
+        <w:t>public</w:t>
+      </w:r>
+      <w:proofErr w:type="spellEnd"/>
+      <w:r>
+        <w:rPr>
+          <w:rFonts w:ascii="Times New Roman" w:hAnsi="Times New Roman" w:cs="Times New Roman"/>
+          <w:lang w:val="ru-BY"/>
+        </w:rPr>
+        <w:t>."Проекты J"(</w:t>
+      </w:r>
+    </w:p>
+    <w:p>
+      <w:pPr>
+        <w:rPr>
+          <w:rFonts w:ascii="Times New Roman" w:hAnsi="Times New Roman" w:cs="Times New Roman"/>
+          <w:lang w:val="ru-BY"/>
+        </w:rPr>
+      </w:pPr>
+      <w:r>
+        <w:rPr>
+          <w:rFonts w:ascii="Times New Roman" w:hAnsi="Times New Roman" w:cs="Times New Roman"/>
+          <w:lang w:val="ru-BY"/>
+        </w:rPr>
+        <w:t>    "ПР#" VARCHAR(8) PRIMARY KEY,</w:t>
+      </w:r>
+    </w:p>
+    <w:p>
+      <w:pPr>
+        <w:rPr>
+          <w:rFonts w:ascii="Times New Roman" w:hAnsi="Times New Roman" w:cs="Times New Roman"/>
+          <w:lang w:val="ru-BY"/>
+        </w:rPr>
+      </w:pPr>
+      <w:r>
+        <w:rPr>
+          <w:rFonts w:ascii="Times New Roman" w:hAnsi="Times New Roman" w:cs="Times New Roman"/>
+          <w:lang w:val="ru-BY"/>
+        </w:rPr>
+        <w:t>    "Имя ПР" VARCHAR(64),</w:t>
+      </w:r>
+    </w:p>
+    <w:p>
+      <w:pPr>
+        <w:rPr>
+          <w:rFonts w:ascii="Times New Roman" w:hAnsi="Times New Roman" w:cs="Times New Roman"/>
+          <w:lang w:val="ru-BY"/>
+        </w:rPr>
+      </w:pPr>
+      <w:r>
+        <w:rPr>
+          <w:rFonts w:ascii="Times New Roman" w:hAnsi="Times New Roman" w:cs="Times New Roman"/>
+          <w:lang w:val="ru-BY"/>
+        </w:rPr>
+        <w:t xml:space="preserve">    "Город" VARCHAR(64) </w:t>
+      </w:r>
+    </w:p>
+    <w:p>
+      <w:pPr>
+        <w:rPr>
+          <w:rFonts w:ascii="Times New Roman" w:hAnsi="Times New Roman" w:cs="Times New Roman"/>
+          <w:lang w:val="ru-BY"/>
+        </w:rPr>
+      </w:pPr>
+      <w:r>
+        <w:rPr>
+          <w:rFonts w:ascii="Times New Roman" w:hAnsi="Times New Roman" w:cs="Times New Roman"/>
+          <w:lang w:val="ru-BY"/>
+        </w:rPr>
+        <w:t>);</w:t>
+      </w:r>
+    </w:p>
+    <w:p>
+      <w:pPr>
+        <w:rPr>
+          <w:rFonts w:ascii="Times New Roman" w:hAnsi="Times New Roman" w:cs="Times New Roman"/>
+          <w:lang w:val="ru-BY"/>
+        </w:rPr>
+      </w:pPr>
+    </w:p>
+    <w:p>
+      <w:pPr>
+        <w:rPr>
+          <w:rFonts w:ascii="Times New Roman" w:hAnsi="Times New Roman" w:cs="Times New Roman"/>
+          <w:lang w:val="ru-BY"/>
+        </w:rPr>
+      </w:pPr>
+      <w:r>
+        <w:rPr>
+          <w:rFonts w:ascii="Times New Roman" w:hAnsi="Times New Roman" w:cs="Times New Roman"/>
+          <w:lang w:val="ru-BY"/>
+        </w:rPr>
+        <w:t>DROP TABLE IF EXISTS "S" CASCADE;</w:t>
+      </w:r>
+    </w:p>
+    <w:p>
+      <w:pPr>
+        <w:rPr>
+          <w:rFonts w:ascii="Times New Roman" w:hAnsi="Times New Roman" w:cs="Times New Roman"/>
+          <w:lang w:val="ru-BY"/>
+        </w:rPr>
+      </w:pPr>
+    </w:p>
+    <w:p>
+      <w:pPr>
+        <w:rPr>
+          <w:rFonts w:ascii="Times New Roman" w:hAnsi="Times New Roman" w:cs="Times New Roman"/>
+          <w:lang w:val="ru-BY"/>
+        </w:rPr>
+      </w:pPr>
+      <w:r>
+        <w:rPr>
+          <w:rFonts w:ascii="Times New Roman" w:hAnsi="Times New Roman" w:cs="Times New Roman"/>
+          <w:lang w:val="ru-BY"/>
+        </w:rPr>
+        <w:t xml:space="preserve">CREATE TABLE </w:t>
+      </w:r>
+      <w:proofErr w:type="spellStart"/>
+      <w:r>
+        <w:rPr>
+          <w:rFonts w:ascii="Times New Roman" w:hAnsi="Times New Roman" w:cs="Times New Roman"/>
+          <w:lang w:val="ru-BY"/>
+        </w:rPr>
+        <w:t>public</w:t>
+      </w:r>
+      <w:proofErr w:type="spellEnd"/>
+      <w:r>
+        <w:rPr>
+          <w:rFonts w:ascii="Times New Roman" w:hAnsi="Times New Roman" w:cs="Times New Roman"/>
+          <w:lang w:val="ru-BY"/>
+        </w:rPr>
+        <w:t>."S"(</w:t>
+      </w:r>
+    </w:p>
+    <w:p>
+      <w:pPr>
+        <w:rPr>
+          <w:rFonts w:ascii="Times New Roman" w:hAnsi="Times New Roman" w:cs="Times New Roman"/>
+          <w:lang w:val="ru-BY"/>
+        </w:rPr>
+      </w:pPr>
+      <w:r>
+        <w:rPr>
+          <w:rFonts w:ascii="Times New Roman" w:hAnsi="Times New Roman" w:cs="Times New Roman"/>
+          <w:lang w:val="ru-BY"/>
+        </w:rPr>
+        <w:t xml:space="preserve">    "П#" VARCHAR(8) REFERENCES "Поставщики S"("П#") </w:t>
+      </w:r>
+    </w:p>
+    <w:p>
+      <w:pPr>
+        <w:rPr>
+          <w:rFonts w:ascii="Times New Roman" w:hAnsi="Times New Roman" w:cs="Times New Roman"/>
+          <w:lang w:val="ru-BY"/>
+        </w:rPr>
+      </w:pPr>
+      <w:r>
+        <w:rPr>
+          <w:rFonts w:ascii="Times New Roman" w:hAnsi="Times New Roman" w:cs="Times New Roman"/>
+          <w:lang w:val="ru-BY"/>
+        </w:rPr>
+        <w:t xml:space="preserve">        ON DELETE CASCADE </w:t>
+      </w:r>
+    </w:p>
+    <w:p>
+      <w:pPr>
+        <w:rPr>
+          <w:rFonts w:ascii="Times New Roman" w:hAnsi="Times New Roman" w:cs="Times New Roman"/>
+          <w:lang w:val="ru-BY"/>
+        </w:rPr>
+      </w:pPr>
+      <w:r>
+        <w:rPr>
+          <w:rFonts w:ascii="Times New Roman" w:hAnsi="Times New Roman" w:cs="Times New Roman"/>
+          <w:lang w:val="ru-BY"/>
+        </w:rPr>
+        <w:t>        ON UPDATE CASCADE,</w:t>
+      </w:r>
+    </w:p>
+    <w:p>
+      <w:pPr>
+        <w:rPr>
+          <w:rFonts w:ascii="Times New Roman" w:hAnsi="Times New Roman" w:cs="Times New Roman"/>
+          <w:lang w:val="ru-BY"/>
+        </w:rPr>
+      </w:pPr>
+      <w:r>
+        <w:rPr>
+          <w:rFonts w:ascii="Times New Roman" w:hAnsi="Times New Roman" w:cs="Times New Roman"/>
+          <w:lang w:val="ru-BY"/>
+        </w:rPr>
+        <w:t xml:space="preserve">    "Д#" VARCHAR(8) REFERENCES "Детали P"("Д#") </w:t>
+      </w:r>
+    </w:p>
+    <w:p>
+      <w:pPr>
+        <w:rPr>
+          <w:rFonts w:ascii="Times New Roman" w:hAnsi="Times New Roman" w:cs="Times New Roman"/>
+          <w:lang w:val="ru-BY"/>
+        </w:rPr>
+      </w:pPr>
+      <w:r>
+        <w:rPr>
+          <w:rFonts w:ascii="Times New Roman" w:hAnsi="Times New Roman" w:cs="Times New Roman"/>
+          <w:lang w:val="ru-BY"/>
+        </w:rPr>
+        <w:t xml:space="preserve">        ON DELETE CASCADE </w:t>
+      </w:r>
+    </w:p>
+    <w:p>
+      <w:pPr>
+        <w:rPr>
+          <w:rFonts w:ascii="Times New Roman" w:hAnsi="Times New Roman" w:cs="Times New Roman"/>
+          <w:lang w:val="ru-BY"/>
+        </w:rPr>
+      </w:pPr>
+      <w:r>
+        <w:rPr>
+          <w:rFonts w:ascii="Times New Roman" w:hAnsi="Times New Roman" w:cs="Times New Roman"/>
+          <w:lang w:val="ru-BY"/>
+        </w:rPr>
+        <w:t>        ON UPDATE CASCADE,</w:t>
+      </w:r>
+    </w:p>
+    <w:p>
+      <w:pPr>
+        <w:rPr>
+          <w:rFonts w:ascii="Times New Roman" w:hAnsi="Times New Roman" w:cs="Times New Roman"/>
+          <w:lang w:val="ru-BY"/>
+        </w:rPr>
+      </w:pPr>
+      <w:r>
+        <w:rPr>
+          <w:rFonts w:ascii="Times New Roman" w:hAnsi="Times New Roman" w:cs="Times New Roman"/>
+          <w:lang w:val="ru-BY"/>
+        </w:rPr>
+        <w:t xml:space="preserve">    "ПР#" VARCHAR(8) REFERENCES "Проекты J"("ПР#") </w:t>
+      </w:r>
+    </w:p>
+    <w:p>
+      <w:pPr>
+        <w:rPr>
+          <w:rFonts w:ascii="Times New Roman" w:hAnsi="Times New Roman" w:cs="Times New Roman"/>
+          <w:lang w:val="ru-BY"/>
+        </w:rPr>
+      </w:pPr>
+      <w:r>
+        <w:rPr>
+          <w:rFonts w:ascii="Times New Roman" w:hAnsi="Times New Roman" w:cs="Times New Roman"/>
+          <w:lang w:val="ru-BY"/>
+        </w:rPr>
+        <w:t xml:space="preserve">        ON DELETE CASCADE </w:t>
+      </w:r>
+    </w:p>
+    <w:p>
+      <w:pPr>
+        <w:rPr>
+          <w:rFonts w:ascii="Times New Roman" w:hAnsi="Times New Roman" w:cs="Times New Roman"/>
+          <w:lang w:val="ru-BY"/>
+        </w:rPr>
+      </w:pPr>
+      <w:r>
+        <w:rPr>
+          <w:rFonts w:ascii="Times New Roman" w:hAnsi="Times New Roman" w:cs="Times New Roman"/>
+          <w:lang w:val="ru-BY"/>
+        </w:rPr>
+        <w:t>        ON UPDATE CASCADE,</w:t>
+      </w:r>
+    </w:p>
+    <w:p>
+      <w:pPr>
+        <w:rPr>
+          <w:rFonts w:ascii="Times New Roman" w:hAnsi="Times New Roman" w:cs="Times New Roman"/>
+          <w:lang w:val="ru-BY"/>
+        </w:rPr>
+      </w:pPr>
+      <w:r>
+        <w:rPr>
+          <w:rFonts w:ascii="Times New Roman" w:hAnsi="Times New Roman" w:cs="Times New Roman"/>
+          <w:lang w:val="ru-BY"/>
+        </w:rPr>
+        <w:t>    "S" INT,</w:t>
+      </w:r>
+    </w:p>
+    <w:p>
+      <w:pPr>
+        <w:rPr>
+          <w:rFonts w:ascii="Times New Roman" w:hAnsi="Times New Roman" w:cs="Times New Roman"/>
+          <w:lang w:val="ru-BY"/>
+        </w:rPr>
+      </w:pPr>
+      <w:r>
+        <w:rPr>
+          <w:rFonts w:ascii="Times New Roman" w:hAnsi="Times New Roman" w:cs="Times New Roman"/>
+          <w:lang w:val="ru-BY"/>
+        </w:rPr>
+        <w:t>        PRIMARY KEY ("П#", "Д#", "ПР#")</w:t>
+      </w:r>
+    </w:p>
+    <w:p>
+      <w:pPr>
+        <w:rPr>
+          <w:rFonts w:ascii="Times New Roman" w:hAnsi="Times New Roman" w:cs="Times New Roman"/>
+          <w:lang w:val="ru-BY"/>
+        </w:rPr>
+      </w:pPr>
+      <w:r>
+        <w:rPr>
+          <w:rFonts w:ascii="Times New Roman" w:hAnsi="Times New Roman" w:cs="Times New Roman"/>
+          <w:lang w:val="ru-BY"/>
+        </w:rPr>
+        <w:t>);</w:t>
+      </w:r>
+    </w:p>
+    <w:p>
+      <w:pPr>
+        <w:rPr>
+          <w:rFonts w:ascii="Times New Roman" w:hAnsi="Times New Roman" w:cs="Times New Roman"/>
+          <w:lang w:val="ru-BY"/>
+        </w:rPr>
+      </w:pPr>
+    </w:p>
+    <w:p>
+      <w:pPr>
+        <w:rPr>
+          <w:rFonts w:ascii="Times New Roman" w:hAnsi="Times New Roman" w:cs="Times New Roman"/>
+          <w:lang w:val="ru-BY"/>
+        </w:rPr>
+      </w:pPr>
+      <w:r>
+        <w:rPr>
+          <w:rFonts w:ascii="Times New Roman" w:hAnsi="Times New Roman" w:cs="Times New Roman"/>
+          <w:lang w:val="ru-BY"/>
+        </w:rPr>
+        <w:t xml:space="preserve">INSERT INTO "Поставщики S" ("П#", "Имя П", "Статус", "Город") </w:t>
+      </w:r>
+    </w:p>
+    <w:p>
+      <w:pPr>
+        <w:rPr>
+          <w:rFonts w:ascii="Times New Roman" w:hAnsi="Times New Roman" w:cs="Times New Roman"/>
+          <w:lang w:val="ru-BY"/>
+        </w:rPr>
+      </w:pPr>
+      <w:r>
+        <w:rPr>
+          <w:rFonts w:ascii="Times New Roman" w:hAnsi="Times New Roman" w:cs="Times New Roman"/>
+          <w:lang w:val="ru-BY"/>
+        </w:rPr>
+        <w:t>VALUES ('П1', 'Петров', '20', 'Москва'), ('П2', 'Синицин', '10', 'Таллинн'), ('П3', 'Федоров', '30', 'Таллинн'), ('П4', 'Чаянов', '20', 'Минск'), ('П5', 'Крюков', '30', 'Киев');</w:t>
+      </w:r>
+    </w:p>
+    <w:p>
+      <w:pPr>
+        <w:rPr>
+          <w:rFonts w:ascii="Times New Roman" w:hAnsi="Times New Roman" w:cs="Times New Roman"/>
+          <w:lang w:val="ru-BY"/>
+        </w:rPr>
+      </w:pPr>
+    </w:p>
+    <w:p>
+      <w:pPr>
+        <w:rPr>
+          <w:rFonts w:ascii="Times New Roman" w:hAnsi="Times New Roman" w:cs="Times New Roman"/>
+          <w:lang w:val="ru-BY"/>
+        </w:rPr>
+      </w:pPr>
+      <w:r>
+        <w:rPr>
+          <w:rFonts w:ascii="Times New Roman" w:hAnsi="Times New Roman" w:cs="Times New Roman"/>
+          <w:lang w:val="ru-BY"/>
+        </w:rPr>
+        <w:t xml:space="preserve">INSERT INTO "Детали P" ("Д#", "Имя Д", "Цвет", "Размер", "Город") </w:t>
+      </w:r>
+    </w:p>
+    <w:p>
+      <w:pPr>
+        <w:rPr>
+          <w:rFonts w:ascii="Times New Roman" w:hAnsi="Times New Roman" w:cs="Times New Roman"/>
+          <w:lang w:val="ru-BY"/>
+        </w:rPr>
+      </w:pPr>
+      <w:r>
+        <w:rPr>
+          <w:rFonts w:ascii="Times New Roman" w:hAnsi="Times New Roman" w:cs="Times New Roman"/>
+          <w:lang w:val="ru-BY"/>
+        </w:rPr>
+        <w:lastRenderedPageBreak/>
+        <w:t>VALUES ('Д1', 'Болт', 'Красный', '12', 'Москва'), ('Д2', 'Гайка', 'Зеленая', '17', 'Минск'), ('Д3', 'Диск', 'Черный', '17', 'Вильнюс'), ('Д4', 'Диск', 'Черный', '14', 'Москва'), ('Д5', 'Корпус', 'Красный', '12', 'Минск'), ('Д6', 'Крышки', 'Красный', '19', 'Москва');</w:t>
+      </w:r>
+    </w:p>
+    <w:p>
+      <w:pPr>
+        <w:rPr>
+          <w:rFonts w:ascii="Times New Roman" w:hAnsi="Times New Roman" w:cs="Times New Roman"/>
+          <w:lang w:val="ru-BY"/>
+        </w:rPr>
+      </w:pPr>
+    </w:p>
+    <w:p>
+      <w:pPr>
+        <w:rPr>
+          <w:rFonts w:ascii="Times New Roman" w:hAnsi="Times New Roman" w:cs="Times New Roman"/>
+          <w:lang w:val="ru-BY"/>
+        </w:rPr>
+      </w:pPr>
+      <w:r>
+        <w:rPr>
+          <w:rFonts w:ascii="Times New Roman" w:hAnsi="Times New Roman" w:cs="Times New Roman"/>
+          <w:lang w:val="ru-BY"/>
+        </w:rPr>
+        <w:t>INSERT INTO "</w:t>
+      </w:r>
+      <w:proofErr w:type="spellStart"/>
+      <w:r>
+        <w:rPr>
+          <w:rFonts w:ascii="Times New Roman" w:hAnsi="Times New Roman" w:cs="Times New Roman"/>
+          <w:lang w:val="ru-BY"/>
+        </w:rPr>
+        <w:t>public</w:t>
+      </w:r>
+      <w:proofErr w:type="spellEnd"/>
+      <w:r>
+        <w:rPr>
+          <w:rFonts w:ascii="Times New Roman" w:hAnsi="Times New Roman" w:cs="Times New Roman"/>
+          <w:lang w:val="ru-BY"/>
+        </w:rPr>
+        <w:t xml:space="preserve">"."Проекты J" ("ПР#", "Имя ПР", "Город") </w:t>
+      </w:r>
+    </w:p>
+    <w:p>
+      <w:pPr>
+        <w:rPr>
+          <w:rFonts w:ascii="Times New Roman" w:hAnsi="Times New Roman" w:cs="Times New Roman"/>
+          <w:lang w:val="ru-BY"/>
+        </w:rPr>
+      </w:pPr>
+      <w:r>
+        <w:rPr>
+          <w:rFonts w:ascii="Times New Roman" w:hAnsi="Times New Roman" w:cs="Times New Roman"/>
+          <w:lang w:val="ru-BY"/>
+        </w:rPr>
+        <w:t>VALUES ('ПР1', 'ИПР1', 'Минск'), ('ПР2', 'ИПР2', 'Таллинн'), ('ПР3', 'ИПР3', 'Псков'), ('ПР4', 'ИПР4', 'Псков'), ('ПР5', 'ИПР4', 'Москва'), ('ПР6', 'ИПР6', 'Саратов'), ('ПР7', 'ИПР7', 'Москва'), ('ПР8', 'ИПР8', 'Лондон');</w:t>
+      </w:r>
+    </w:p>
+    <w:p>
+      <w:pPr>
+        <w:rPr>
+          <w:rFonts w:ascii="Times New Roman" w:hAnsi="Times New Roman" w:cs="Times New Roman"/>
+          <w:lang w:val="ru-BY"/>
+        </w:rPr>
+      </w:pPr>
+    </w:p>
+    <w:p>
+      <w:pPr>
+        <w:rPr>
+          <w:rFonts w:ascii="Times New Roman" w:hAnsi="Times New Roman" w:cs="Times New Roman"/>
+          <w:lang w:val="ru-BY"/>
+        </w:rPr>
+      </w:pPr>
+      <w:r>
+        <w:rPr>
+          <w:rFonts w:ascii="Times New Roman" w:hAnsi="Times New Roman" w:cs="Times New Roman"/>
+          <w:lang w:val="ru-BY"/>
+        </w:rPr>
+        <w:t>INSERT INTO "</w:t>
+      </w:r>
+      <w:proofErr w:type="spellStart"/>
+      <w:r>
+        <w:rPr>
+          <w:rFonts w:ascii="Times New Roman" w:hAnsi="Times New Roman" w:cs="Times New Roman"/>
+          <w:lang w:val="ru-BY"/>
+        </w:rPr>
+        <w:t>public</w:t>
+      </w:r>
+      <w:proofErr w:type="spellEnd"/>
+      <w:r>
+        <w:rPr>
+          <w:rFonts w:ascii="Times New Roman" w:hAnsi="Times New Roman" w:cs="Times New Roman"/>
+          <w:lang w:val="ru-BY"/>
+        </w:rPr>
+        <w:t xml:space="preserve">"."S" ("П#", "Д#", "ПР#", "S") </w:t>
+      </w:r>
+    </w:p>
+    <w:p>
+      <w:pPr>
+        <w:rPr>
+          <w:rFonts w:ascii="Times New Roman" w:hAnsi="Times New Roman" w:cs="Times New Roman"/>
+          <w:lang w:val="ru-BY"/>
+        </w:rPr>
+      </w:pPr>
+      <w:r>
+        <w:rPr>
+          <w:rFonts w:ascii="Times New Roman" w:hAnsi="Times New Roman" w:cs="Times New Roman"/>
+          <w:lang w:val="ru-BY"/>
+        </w:rPr>
+        <w:t>VALUES ('П1', 'Д1', 'ПР1', '200'), ('П1', 'Д1', 'ПР2', '700'), ('П1', 'Д1', 'ПР5', '100'), ('П1', 'Д1', 'ПР8', '200'), ('П1', 'Д3', 'ПР8', '1000'), ('П2', 'Д2', 'ПР2', '200'), ('П2', 'Д3', 'ПР1', '400'), ('П2', 'Д3', 'ПР3', '200'), ('П2', 'Д3', 'ПР4', '500'), ('П2', 'Д3', 'ПР5', '600'), ('П2', 'Д3', 'ПР6', '400'), ('П2', 'Д3', 'ПР7', '800'), ('П2', 'Д5', 'ПР2', '100'), ('П3', 'Д3', 'ПР1', '200'), ('П3', 'Д4', 'ПР2', '500'), ('П4', 'Д6', 'ПР3', '300'), ('П4', 'Д6', 'ПР7', '300'), ('П5', 'Д1', 'ПР2', '100'), ('П5', 'Д2', 'ПР2', '200'), ('П5', 'Д2', 'ПР4', '100'), ('П5', 'Д3', 'ПР4', '200'), ('П5', 'Д4', 'ПР4', '800'), ('П5', 'Д5', 'ПР4', '400'), ('П5', 'Д5', 'ПР5', '500'), ('П5', 'Д5', 'ПР7', '100'), ('П5', 'Д6', 'ПР2', '200'), ('П5', 'Д6', 'ПР4', '500');</w:t>
+      </w:r>
+    </w:p>
+    <w:p>
+      <w:pPr>
+        <w:rPr>
+          <w:rFonts w:ascii="Times New Roman" w:hAnsi="Times New Roman" w:cs="Times New Roman"/>
+          <w:lang w:val="ru-BY"/>
+        </w:rPr>
+      </w:pPr>
+    </w:p>
+    <w:p>
+      <w:pPr>
+        <w:rPr>
+          <w:rFonts w:ascii="Times New Roman" w:hAnsi="Times New Roman" w:cs="Times New Roman"/>
+          <w:lang w:val="ru-BY"/>
+        </w:rPr>
+      </w:pPr>
+    </w:p>
+    <w:p>
+      <w:pPr>
+        <w:pStyle w:val="1"/>
+        <w:rPr>
+          <w:rFonts w:ascii="Times New Roman" w:eastAsia="Times New Roman" w:hAnsi="Times New Roman" w:cs="Times New Roman"/>
+          <w:color w:val="auto"/>
+          <w:sz w:val="40"/>
+          <w:szCs w:val="40"/>
+          <w:lang w:val="ru-RU"/>
+        </w:rPr>
+      </w:pPr>
+      <w:r>
+        <w:rPr>
+          <w:rFonts w:ascii="Times New Roman" w:eastAsia="Times New Roman" w:hAnsi="Times New Roman" w:cs="Times New Roman"/>
+          <w:color w:val="auto"/>
+          <w:sz w:val="40"/>
+          <w:szCs w:val="40"/>
+          <w:lang w:val="ru-RU"/>
+        </w:rPr>
         <w:t>Запросы в базу данных</w:t>
       </w:r>
     </w:p>
     <w:p>
       <w:pPr>
         <w:rPr>
-          <w:lang w:val="en-US"/>
+          <w:lang w:val="ru-RU"/>
         </w:rPr>
       </w:pPr>
     </w:p>
@@ -2181,6 +2221,47 @@
           <w:szCs w:val="24"/>
           <w:lang w:val="ru-BY"/>
         </w:rPr>
+        <w:t xml:space="preserve">WITH "sity_1" </w:t>
+      </w:r>
+      <w:proofErr w:type="spellStart"/>
+      <w:proofErr w:type="gramStart"/>
+      <w:r>
+        <w:rPr>
+          <w:rFonts w:ascii="Times New Roman" w:hAnsi="Times New Roman" w:cs="Times New Roman"/>
+          <w:sz w:val="24"/>
+          <w:szCs w:val="24"/>
+          <w:lang w:val="ru-BY"/>
+        </w:rPr>
+        <w:t>as</w:t>
+      </w:r>
+      <w:proofErr w:type="spellEnd"/>
+      <w:r>
+        <w:rPr>
+          <w:rFonts w:ascii="Times New Roman" w:hAnsi="Times New Roman" w:cs="Times New Roman"/>
+          <w:sz w:val="24"/>
+          <w:szCs w:val="24"/>
+          <w:lang w:val="ru-BY"/>
+        </w:rPr>
+        <w:t>(</w:t>
+      </w:r>
+      <w:proofErr w:type="gramEnd"/>
+    </w:p>
+    <w:p>
+      <w:pPr>
+        <w:rPr>
+          <w:rFonts w:ascii="Times New Roman" w:hAnsi="Times New Roman" w:cs="Times New Roman"/>
+          <w:sz w:val="24"/>
+          <w:szCs w:val="24"/>
+          <w:lang w:val="ru-BY"/>
+        </w:rPr>
+      </w:pPr>
+      <w:r>
+        <w:rPr>
+          <w:rFonts w:ascii="Times New Roman" w:hAnsi="Times New Roman" w:cs="Times New Roman"/>
+          <w:sz w:val="24"/>
+          <w:szCs w:val="24"/>
+          <w:lang w:val="ru-BY"/>
+        </w:rPr>
         <w:t>SELECT "Город"</w:t>
       </w:r>
     </w:p>
@@ -2219,6 +2300,7 @@
           <w:szCs w:val="24"/>
           <w:lang w:val="ru-BY"/>
         </w:rPr>
+        <w:lastRenderedPageBreak/>
         <w:t>ORDER BY "Город" ASC</w:t>
       </w:r>
     </w:p>
@@ -2238,7 +2320,6 @@
           <w:szCs w:val="24"/>
           <w:lang w:val="ru-BY"/>
         </w:rPr>
-        <w:lastRenderedPageBreak/>
         <w:t>LIMIT 1</w:t>
       </w:r>
     </w:p>
@@ -2256,6 +2337,132 @@
       <w:pPr>
         <w:rPr>
           <w:rFonts w:ascii="Times New Roman" w:hAnsi="Times New Roman" w:cs="Times New Roman"/>
+          <w:sz w:val="24"/>
+          <w:szCs w:val="24"/>
+          <w:lang w:val="ru-BY"/>
+        </w:rPr>
+      </w:pPr>
+      <w:r>
+        <w:rPr>
+          <w:rFonts w:ascii="Times New Roman" w:hAnsi="Times New Roman" w:cs="Times New Roman"/>
+          <w:sz w:val="24"/>
+          <w:szCs w:val="24"/>
+          <w:lang w:val="ru-BY"/>
+        </w:rPr>
+        <w:t>)</w:t>
+      </w:r>
+    </w:p>
+    <w:p>
+      <w:pPr>
+        <w:rPr>
+          <w:rFonts w:ascii="Times New Roman" w:hAnsi="Times New Roman" w:cs="Times New Roman"/>
+          <w:sz w:val="24"/>
+          <w:szCs w:val="24"/>
+          <w:lang w:val="ru-BY"/>
+        </w:rPr>
+      </w:pPr>
+    </w:p>
+    <w:p>
+      <w:pPr>
+        <w:rPr>
+          <w:rFonts w:ascii="Times New Roman" w:hAnsi="Times New Roman" w:cs="Times New Roman"/>
+          <w:sz w:val="24"/>
+          <w:szCs w:val="24"/>
+          <w:lang w:val="ru-BY"/>
+        </w:rPr>
+      </w:pPr>
+      <w:proofErr w:type="gramStart"/>
+      <w:r>
+        <w:rPr>
+          <w:rFonts w:ascii="Times New Roman" w:hAnsi="Times New Roman" w:cs="Times New Roman"/>
+          <w:sz w:val="24"/>
+          <w:szCs w:val="24"/>
+          <w:lang w:val="ru-BY"/>
+        </w:rPr>
+        <w:t>SELECT  "</w:t>
+      </w:r>
+      <w:proofErr w:type="gramEnd"/>
+      <w:r>
+        <w:rPr>
+          <w:rFonts w:ascii="Times New Roman" w:hAnsi="Times New Roman" w:cs="Times New Roman"/>
+          <w:sz w:val="24"/>
+          <w:szCs w:val="24"/>
+          <w:lang w:val="ru-BY"/>
+        </w:rPr>
+        <w:t>Имя ПР", "Город"</w:t>
+      </w:r>
+    </w:p>
+    <w:p>
+      <w:pPr>
+        <w:rPr>
+          <w:rFonts w:ascii="Times New Roman" w:hAnsi="Times New Roman" w:cs="Times New Roman"/>
+          <w:sz w:val="24"/>
+          <w:szCs w:val="24"/>
+          <w:lang w:val="ru-BY"/>
+        </w:rPr>
+      </w:pPr>
+      <w:r>
+        <w:rPr>
+          <w:rFonts w:ascii="Times New Roman" w:hAnsi="Times New Roman" w:cs="Times New Roman"/>
+          <w:sz w:val="24"/>
+          <w:szCs w:val="24"/>
+          <w:lang w:val="ru-BY"/>
+        </w:rPr>
+        <w:t>FROM "Проекты J"</w:t>
+      </w:r>
+    </w:p>
+    <w:p>
+      <w:pPr>
+        <w:rPr>
+          <w:rFonts w:ascii="Times New Roman" w:hAnsi="Times New Roman" w:cs="Times New Roman"/>
+          <w:sz w:val="24"/>
+          <w:szCs w:val="24"/>
+          <w:lang w:val="ru-BY"/>
+        </w:rPr>
+      </w:pPr>
+      <w:r>
+        <w:rPr>
+          <w:rFonts w:ascii="Times New Roman" w:hAnsi="Times New Roman" w:cs="Times New Roman"/>
+          <w:sz w:val="24"/>
+          <w:szCs w:val="24"/>
+          <w:lang w:val="ru-BY"/>
+        </w:rPr>
+        <w:t>WHERE "Город" IN (SELECT * FROM "sity_1")</w:t>
+      </w:r>
+    </w:p>
+    <w:p>
+      <w:pPr>
+        <w:rPr>
+          <w:rFonts w:ascii="Times New Roman" w:hAnsi="Times New Roman" w:cs="Times New Roman"/>
+          <w:sz w:val="24"/>
+          <w:szCs w:val="24"/>
+          <w:lang w:val="ru-BY"/>
+        </w:rPr>
+      </w:pPr>
+      <w:r>
+        <w:rPr>
+          <w:rFonts w:ascii="Times New Roman" w:hAnsi="Times New Roman" w:cs="Times New Roman"/>
+          <w:sz w:val="24"/>
+          <w:szCs w:val="24"/>
+          <w:lang w:val="ru-BY"/>
+        </w:rPr>
+        <w:t>ORDER BY "Город" ASC</w:t>
+      </w:r>
+    </w:p>
+    <w:p>
+      <w:pPr>
+        <w:rPr>
+          <w:rFonts w:ascii="Times New Roman" w:hAnsi="Times New Roman" w:cs="Times New Roman"/>
+          <w:sz w:val="24"/>
+          <w:szCs w:val="24"/>
+          <w:lang w:val="ru-BY"/>
+        </w:rPr>
+      </w:pPr>
+    </w:p>
+    <w:p>
+      <w:pPr>
+        <w:rPr>
+          <w:rFonts w:ascii="Times New Roman" w:hAnsi="Times New Roman" w:cs="Times New Roman"/>
           <w:b/>
           <w:bCs/>
           <w:sz w:val="24"/>
@@ -2295,27 +2502,18 @@
           <w:lang w:val="ru-BY"/>
         </w:rPr>
       </w:pPr>
-    </w:p>
-    <w:p>
-      <w:pPr>
-        <w:rPr>
-          <w:rFonts w:ascii="Times New Roman" w:hAnsi="Times New Roman" w:cs="Times New Roman"/>
-          <w:sz w:val="24"/>
-          <w:szCs w:val="24"/>
-          <w:lang w:val="ru-BY"/>
-        </w:rPr>
-      </w:pPr>
-      <w:r>
-        <w:rPr>
-          <w:noProof/>
-          <w:sz w:val="24"/>
-          <w:szCs w:val="24"/>
+      <w:r>
+        <w:rPr>
+          <w:rFonts w:ascii="Times New Roman" w:hAnsi="Times New Roman" w:cs="Times New Roman"/>
+          <w:sz w:val="24"/>
+          <w:szCs w:val="24"/>
+          <w:lang w:val="ru-BY"/>
         </w:rPr>
         <w:drawing>
-          <wp:inline distT="0" distB="0" distL="0" distR="0" wp14:anchorId="086BD5FD" wp14:editId="293A9A35">
-            <wp:extent cx="2562860" cy="907415"/>
-            <wp:effectExtent l="0" t="0" r="8890" b="6985"/>
-            <wp:docPr id="1871091107" name="Рисунок 12"/>
+          <wp:inline distT="0" distB="0" distL="0" distR="0" wp14:anchorId="7DA246C8" wp14:editId="55826668">
+            <wp:extent cx="4182059" cy="914528"/>
+            <wp:effectExtent l="0" t="0" r="0" b="0"/>
+            <wp:docPr id="1505866609" name="Рисунок 1"/>
             <wp:cNvGraphicFramePr>
               <a:graphicFrameLocks xmlns:a="http://schemas.openxmlformats.org/drawingml/2006/main" noChangeAspect="1"/>
             </wp:cNvGraphicFramePr>
@@ -2323,36 +2521,23 @@
               <a:graphicData uri="http://schemas.openxmlformats.org/drawingml/2006/picture">
                 <pic:pic xmlns:pic="http://schemas.openxmlformats.org/drawingml/2006/picture">
                   <pic:nvPicPr>
-                    <pic:cNvPr id="0" name="Picture 53"/>
-                    <pic:cNvPicPr>
-                      <a:picLocks noChangeAspect="1" noChangeArrowheads="1"/>
-                    </pic:cNvPicPr>
+                    <pic:cNvPr id="1505866609" name=""/>
+                    <pic:cNvPicPr/>
                   </pic:nvPicPr>
                   <pic:blipFill>
-                    <a:blip r:embed="rId6">
-                      <a:extLst>
-                        <a:ext uri="{28A0092B-C50C-407E-A947-70E740481C1C}">
-                          <a14:useLocalDpi xmlns:a14="http://schemas.microsoft.com/office/drawing/2010/main" val="0"/>
-                        </a:ext>
-                      </a:extLst>
-                    </a:blip>
-                    <a:srcRect/>
+                    <a:blip r:embed="rId6"/>
                     <a:stretch>
                       <a:fillRect/>
                     </a:stretch>
                   </pic:blipFill>
-                  <pic:spPr bwMode="auto">
+                  <pic:spPr>
                     <a:xfrm>
                       <a:off x="0" y="0"/>
-                      <a:ext cx="2562860" cy="907415"/>
+                      <a:ext cx="4182059" cy="914528"/>
                     </a:xfrm>
                     <a:prstGeom prst="rect">
                       <a:avLst/>
                     </a:prstGeom>
-                    <a:noFill/>
-                    <a:ln>
-                      <a:noFill/>
-                    </a:ln>
                   </pic:spPr>
                 </pic:pic>
               </a:graphicData>
@@ -2370,6 +2555,16 @@
           <w:lang w:val="ru-BY"/>
         </w:rPr>
       </w:pPr>
+    </w:p>
+    <w:p>
+      <w:pPr>
+        <w:rPr>
+          <w:rFonts w:ascii="Times New Roman" w:hAnsi="Times New Roman" w:cs="Times New Roman"/>
+          <w:sz w:val="24"/>
+          <w:szCs w:val="24"/>
+          <w:lang w:val="ru-BY"/>
+        </w:rPr>
+      </w:pPr>
       <w:r>
         <w:rPr>
           <w:rFonts w:ascii="Times New Roman" w:hAnsi="Times New Roman" w:cs="Times New Roman"/>
@@ -2428,6 +2623,383 @@
           <w:bCs/>
           <w:sz w:val="24"/>
           <w:szCs w:val="24"/>
+          <w:lang w:val="ru-RU"/>
+        </w:rPr>
+      </w:pPr>
+      <w:r>
+        <w:rPr>
+          <w:rFonts w:ascii="Times New Roman" w:hAnsi="Times New Roman" w:cs="Times New Roman"/>
+          <w:b/>
+          <w:bCs/>
+          <w:sz w:val="24"/>
+          <w:szCs w:val="24"/>
+          <w:lang w:val="ru-RU"/>
+        </w:rPr>
+        <w:t>Запрос</w:t>
+      </w:r>
+      <w:r>
+        <w:rPr>
+          <w:rFonts w:ascii="Times New Roman" w:hAnsi="Times New Roman" w:cs="Times New Roman"/>
+          <w:b/>
+          <w:bCs/>
+          <w:sz w:val="24"/>
+          <w:szCs w:val="24"/>
+          <w:lang w:val="ru-RU"/>
+        </w:rPr>
+        <w:t>:</w:t>
+      </w:r>
+    </w:p>
+    <w:p>
+      <w:pPr>
+        <w:rPr>
+          <w:rFonts w:ascii="Times New Roman" w:hAnsi="Times New Roman" w:cs="Times New Roman"/>
+          <w:sz w:val="24"/>
+          <w:szCs w:val="24"/>
+          <w:lang w:val="ru-BY"/>
+        </w:rPr>
+      </w:pPr>
+      <w:r>
+        <w:rPr>
+          <w:rFonts w:ascii="Times New Roman" w:hAnsi="Times New Roman" w:cs="Times New Roman"/>
+          <w:sz w:val="24"/>
+          <w:szCs w:val="24"/>
+          <w:lang w:val="ru-BY"/>
+        </w:rPr>
+        <w:t xml:space="preserve">SELECT "Проекты </w:t>
+      </w:r>
+      <w:proofErr w:type="spellStart"/>
+      <w:r>
+        <w:rPr>
+          <w:rFonts w:ascii="Times New Roman" w:hAnsi="Times New Roman" w:cs="Times New Roman"/>
+          <w:sz w:val="24"/>
+          <w:szCs w:val="24"/>
+          <w:lang w:val="ru-BY"/>
+        </w:rPr>
+        <w:t>J"."Город</w:t>
+      </w:r>
+      <w:proofErr w:type="spellEnd"/>
+      <w:r>
+        <w:rPr>
+          <w:rFonts w:ascii="Times New Roman" w:hAnsi="Times New Roman" w:cs="Times New Roman"/>
+          <w:sz w:val="24"/>
+          <w:szCs w:val="24"/>
+          <w:lang w:val="ru-BY"/>
+        </w:rPr>
+        <w:t>"</w:t>
+      </w:r>
+    </w:p>
+    <w:p>
+      <w:pPr>
+        <w:rPr>
+          <w:rFonts w:ascii="Times New Roman" w:hAnsi="Times New Roman" w:cs="Times New Roman"/>
+          <w:sz w:val="24"/>
+          <w:szCs w:val="24"/>
+          <w:lang w:val="ru-BY"/>
+        </w:rPr>
+      </w:pPr>
+      <w:r>
+        <w:rPr>
+          <w:rFonts w:ascii="Times New Roman" w:hAnsi="Times New Roman" w:cs="Times New Roman"/>
+          <w:sz w:val="24"/>
+          <w:szCs w:val="24"/>
+          <w:lang w:val="ru-BY"/>
+        </w:rPr>
+        <w:t xml:space="preserve">FROM "Проекты J" </w:t>
+      </w:r>
+    </w:p>
+    <w:p>
+      <w:pPr>
+        <w:rPr>
+          <w:rFonts w:ascii="Times New Roman" w:hAnsi="Times New Roman" w:cs="Times New Roman"/>
+          <w:sz w:val="24"/>
+          <w:szCs w:val="24"/>
+          <w:lang w:val="ru-BY"/>
+        </w:rPr>
+      </w:pPr>
+      <w:r>
+        <w:rPr>
+          <w:rFonts w:ascii="Times New Roman" w:hAnsi="Times New Roman" w:cs="Times New Roman"/>
+          <w:sz w:val="24"/>
+          <w:szCs w:val="24"/>
+          <w:lang w:val="ru-BY"/>
+        </w:rPr>
+        <w:t xml:space="preserve">GROUP BY "Проекты </w:t>
+      </w:r>
+      <w:proofErr w:type="spellStart"/>
+      <w:r>
+        <w:rPr>
+          <w:rFonts w:ascii="Times New Roman" w:hAnsi="Times New Roman" w:cs="Times New Roman"/>
+          <w:sz w:val="24"/>
+          <w:szCs w:val="24"/>
+          <w:lang w:val="ru-BY"/>
+        </w:rPr>
+        <w:t>J"."Город</w:t>
+      </w:r>
+      <w:proofErr w:type="spellEnd"/>
+      <w:r>
+        <w:rPr>
+          <w:rFonts w:ascii="Times New Roman" w:hAnsi="Times New Roman" w:cs="Times New Roman"/>
+          <w:sz w:val="24"/>
+          <w:szCs w:val="24"/>
+          <w:lang w:val="ru-BY"/>
+        </w:rPr>
+        <w:t>"</w:t>
+      </w:r>
+    </w:p>
+    <w:p>
+      <w:pPr>
+        <w:rPr>
+          <w:rFonts w:ascii="Times New Roman" w:hAnsi="Times New Roman" w:cs="Times New Roman"/>
+          <w:sz w:val="24"/>
+          <w:szCs w:val="24"/>
+          <w:lang w:val="ru-BY"/>
+        </w:rPr>
+      </w:pPr>
+      <w:proofErr w:type="spellStart"/>
+      <w:r>
+        <w:rPr>
+          <w:rFonts w:ascii="Times New Roman" w:hAnsi="Times New Roman" w:cs="Times New Roman"/>
+          <w:sz w:val="24"/>
+          <w:szCs w:val="24"/>
+          <w:lang w:val="ru-BY"/>
+        </w:rPr>
+        <w:t>union</w:t>
+      </w:r>
+      <w:proofErr w:type="spellEnd"/>
+    </w:p>
+    <w:p>
+      <w:pPr>
+        <w:rPr>
+          <w:rFonts w:ascii="Times New Roman" w:hAnsi="Times New Roman" w:cs="Times New Roman"/>
+          <w:sz w:val="24"/>
+          <w:szCs w:val="24"/>
+          <w:lang w:val="ru-BY"/>
+        </w:rPr>
+      </w:pPr>
+      <w:r>
+        <w:rPr>
+          <w:rFonts w:ascii="Times New Roman" w:hAnsi="Times New Roman" w:cs="Times New Roman"/>
+          <w:sz w:val="24"/>
+          <w:szCs w:val="24"/>
+          <w:lang w:val="ru-BY"/>
+        </w:rPr>
+        <w:t xml:space="preserve">SELECT "Поставщики </w:t>
+      </w:r>
+      <w:proofErr w:type="spellStart"/>
+      <w:r>
+        <w:rPr>
+          <w:rFonts w:ascii="Times New Roman" w:hAnsi="Times New Roman" w:cs="Times New Roman"/>
+          <w:sz w:val="24"/>
+          <w:szCs w:val="24"/>
+          <w:lang w:val="ru-BY"/>
+        </w:rPr>
+        <w:t>S"."Город</w:t>
+      </w:r>
+      <w:proofErr w:type="spellEnd"/>
+      <w:r>
+        <w:rPr>
+          <w:rFonts w:ascii="Times New Roman" w:hAnsi="Times New Roman" w:cs="Times New Roman"/>
+          <w:sz w:val="24"/>
+          <w:szCs w:val="24"/>
+          <w:lang w:val="ru-BY"/>
+        </w:rPr>
+        <w:t>"</w:t>
+      </w:r>
+    </w:p>
+    <w:p>
+      <w:pPr>
+        <w:rPr>
+          <w:rFonts w:ascii="Times New Roman" w:hAnsi="Times New Roman" w:cs="Times New Roman"/>
+          <w:sz w:val="24"/>
+          <w:szCs w:val="24"/>
+          <w:lang w:val="ru-BY"/>
+        </w:rPr>
+      </w:pPr>
+      <w:r>
+        <w:rPr>
+          <w:rFonts w:ascii="Times New Roman" w:hAnsi="Times New Roman" w:cs="Times New Roman"/>
+          <w:sz w:val="24"/>
+          <w:szCs w:val="24"/>
+          <w:lang w:val="ru-BY"/>
+        </w:rPr>
+        <w:t>FROM "Поставщики S"</w:t>
+      </w:r>
+    </w:p>
+    <w:p>
+      <w:pPr>
+        <w:rPr>
+          <w:rFonts w:ascii="Times New Roman" w:hAnsi="Times New Roman" w:cs="Times New Roman"/>
+          <w:sz w:val="24"/>
+          <w:szCs w:val="24"/>
+          <w:lang w:val="ru-BY"/>
+        </w:rPr>
+      </w:pPr>
+      <w:r>
+        <w:rPr>
+          <w:rFonts w:ascii="Times New Roman" w:hAnsi="Times New Roman" w:cs="Times New Roman"/>
+          <w:sz w:val="24"/>
+          <w:szCs w:val="24"/>
+          <w:lang w:val="ru-BY"/>
+        </w:rPr>
+        <w:t xml:space="preserve">GROUP BY "Поставщики </w:t>
+      </w:r>
+      <w:proofErr w:type="spellStart"/>
+      <w:r>
+        <w:rPr>
+          <w:rFonts w:ascii="Times New Roman" w:hAnsi="Times New Roman" w:cs="Times New Roman"/>
+          <w:sz w:val="24"/>
+          <w:szCs w:val="24"/>
+          <w:lang w:val="ru-BY"/>
+        </w:rPr>
+        <w:t>S"."Город</w:t>
+      </w:r>
+      <w:proofErr w:type="spellEnd"/>
+      <w:r>
+        <w:rPr>
+          <w:rFonts w:ascii="Times New Roman" w:hAnsi="Times New Roman" w:cs="Times New Roman"/>
+          <w:sz w:val="24"/>
+          <w:szCs w:val="24"/>
+          <w:lang w:val="ru-BY"/>
+        </w:rPr>
+        <w:t>"</w:t>
+      </w:r>
+    </w:p>
+    <w:p>
+      <w:pPr>
+        <w:rPr>
+          <w:rFonts w:ascii="Times New Roman" w:hAnsi="Times New Roman" w:cs="Times New Roman"/>
+          <w:sz w:val="24"/>
+          <w:szCs w:val="24"/>
+          <w:lang w:val="ru-BY"/>
+        </w:rPr>
+      </w:pPr>
+      <w:proofErr w:type="spellStart"/>
+      <w:r>
+        <w:rPr>
+          <w:rFonts w:ascii="Times New Roman" w:hAnsi="Times New Roman" w:cs="Times New Roman"/>
+          <w:sz w:val="24"/>
+          <w:szCs w:val="24"/>
+          <w:lang w:val="ru-BY"/>
+        </w:rPr>
+        <w:t>union</w:t>
+      </w:r>
+      <w:proofErr w:type="spellEnd"/>
+    </w:p>
+    <w:p>
+      <w:pPr>
+        <w:rPr>
+          <w:rFonts w:ascii="Times New Roman" w:hAnsi="Times New Roman" w:cs="Times New Roman"/>
+          <w:sz w:val="24"/>
+          <w:szCs w:val="24"/>
+          <w:lang w:val="ru-BY"/>
+        </w:rPr>
+      </w:pPr>
+      <w:r>
+        <w:rPr>
+          <w:rFonts w:ascii="Times New Roman" w:hAnsi="Times New Roman" w:cs="Times New Roman"/>
+          <w:sz w:val="24"/>
+          <w:szCs w:val="24"/>
+          <w:lang w:val="ru-BY"/>
+        </w:rPr>
+        <w:t xml:space="preserve">SELECT "Детали </w:t>
+      </w:r>
+      <w:proofErr w:type="spellStart"/>
+      <w:r>
+        <w:rPr>
+          <w:rFonts w:ascii="Times New Roman" w:hAnsi="Times New Roman" w:cs="Times New Roman"/>
+          <w:sz w:val="24"/>
+          <w:szCs w:val="24"/>
+          <w:lang w:val="ru-BY"/>
+        </w:rPr>
+        <w:t>P"."Город</w:t>
+      </w:r>
+      <w:proofErr w:type="spellEnd"/>
+      <w:r>
+        <w:rPr>
+          <w:rFonts w:ascii="Times New Roman" w:hAnsi="Times New Roman" w:cs="Times New Roman"/>
+          <w:sz w:val="24"/>
+          <w:szCs w:val="24"/>
+          <w:lang w:val="ru-BY"/>
+        </w:rPr>
+        <w:t>"</w:t>
+      </w:r>
+    </w:p>
+    <w:p>
+      <w:pPr>
+        <w:rPr>
+          <w:rFonts w:ascii="Times New Roman" w:hAnsi="Times New Roman" w:cs="Times New Roman"/>
+          <w:sz w:val="24"/>
+          <w:szCs w:val="24"/>
+          <w:lang w:val="ru-BY"/>
+        </w:rPr>
+      </w:pPr>
+      <w:r>
+        <w:rPr>
+          <w:rFonts w:ascii="Times New Roman" w:hAnsi="Times New Roman" w:cs="Times New Roman"/>
+          <w:sz w:val="24"/>
+          <w:szCs w:val="24"/>
+          <w:lang w:val="ru-BY"/>
+        </w:rPr>
+        <w:t>FROM "Детали P"</w:t>
+      </w:r>
+    </w:p>
+    <w:p>
+      <w:pPr>
+        <w:rPr>
+          <w:rFonts w:ascii="Times New Roman" w:hAnsi="Times New Roman" w:cs="Times New Roman"/>
+          <w:sz w:val="24"/>
+          <w:szCs w:val="24"/>
+          <w:lang w:val="ru-BY"/>
+        </w:rPr>
+      </w:pPr>
+      <w:r>
+        <w:rPr>
+          <w:rFonts w:ascii="Times New Roman" w:hAnsi="Times New Roman" w:cs="Times New Roman"/>
+          <w:sz w:val="24"/>
+          <w:szCs w:val="24"/>
+          <w:lang w:val="ru-BY"/>
+        </w:rPr>
+        <w:t xml:space="preserve">GROUP BY "Детали </w:t>
+      </w:r>
+      <w:proofErr w:type="spellStart"/>
+      <w:r>
+        <w:rPr>
+          <w:rFonts w:ascii="Times New Roman" w:hAnsi="Times New Roman" w:cs="Times New Roman"/>
+          <w:sz w:val="24"/>
+          <w:szCs w:val="24"/>
+          <w:lang w:val="ru-BY"/>
+        </w:rPr>
+        <w:t>P"."Город</w:t>
+      </w:r>
+      <w:proofErr w:type="spellEnd"/>
+      <w:r>
+        <w:rPr>
+          <w:rFonts w:ascii="Times New Roman" w:hAnsi="Times New Roman" w:cs="Times New Roman"/>
+          <w:sz w:val="24"/>
+          <w:szCs w:val="24"/>
+          <w:lang w:val="ru-BY"/>
+        </w:rPr>
+        <w:t>"</w:t>
+      </w:r>
+    </w:p>
+    <w:p>
+      <w:pPr>
+        <w:rPr>
+          <w:rFonts w:ascii="Times New Roman" w:hAnsi="Times New Roman" w:cs="Times New Roman"/>
+          <w:sz w:val="24"/>
+          <w:szCs w:val="24"/>
+          <w:lang w:val="ru-BY"/>
+        </w:rPr>
+      </w:pPr>
+    </w:p>
+    <w:p>
+      <w:pPr>
+        <w:rPr>
+          <w:rFonts w:ascii="Times New Roman" w:hAnsi="Times New Roman" w:cs="Times New Roman"/>
+          <w:b/>
+          <w:bCs/>
+          <w:sz w:val="24"/>
+          <w:szCs w:val="24"/>
           <w:lang w:val="en-US"/>
         </w:rPr>
       </w:pPr>
@@ -2438,9 +3010,9 @@
           <w:bCs/>
           <w:sz w:val="24"/>
           <w:szCs w:val="24"/>
-          <w:lang w:val="ru-RU"/>
-        </w:rPr>
-        <w:t>Запрос</w:t>
+          <w:lang w:val="ru-BY"/>
+        </w:rPr>
+        <w:t>Вывод</w:t>
       </w:r>
       <w:r>
         <w:rPr>
@@ -2463,383 +3035,6 @@
           <w:lang w:val="ru-BY"/>
         </w:rPr>
       </w:pPr>
-      <w:r>
-        <w:rPr>
-          <w:rFonts w:ascii="Times New Roman" w:hAnsi="Times New Roman" w:cs="Times New Roman"/>
-          <w:sz w:val="24"/>
-          <w:szCs w:val="24"/>
-          <w:lang w:val="ru-BY"/>
-        </w:rPr>
-        <w:t xml:space="preserve">SELECT "Проекты </w:t>
-      </w:r>
-      <w:proofErr w:type="spellStart"/>
-      <w:r>
-        <w:rPr>
-          <w:rFonts w:ascii="Times New Roman" w:hAnsi="Times New Roman" w:cs="Times New Roman"/>
-          <w:sz w:val="24"/>
-          <w:szCs w:val="24"/>
-          <w:lang w:val="ru-BY"/>
-        </w:rPr>
-        <w:t>J"."Город</w:t>
-      </w:r>
-      <w:proofErr w:type="spellEnd"/>
-      <w:r>
-        <w:rPr>
-          <w:rFonts w:ascii="Times New Roman" w:hAnsi="Times New Roman" w:cs="Times New Roman"/>
-          <w:sz w:val="24"/>
-          <w:szCs w:val="24"/>
-          <w:lang w:val="ru-BY"/>
-        </w:rPr>
-        <w:t>"</w:t>
-      </w:r>
-    </w:p>
-    <w:p>
-      <w:pPr>
-        <w:rPr>
-          <w:rFonts w:ascii="Times New Roman" w:hAnsi="Times New Roman" w:cs="Times New Roman"/>
-          <w:sz w:val="24"/>
-          <w:szCs w:val="24"/>
-          <w:lang w:val="ru-BY"/>
-        </w:rPr>
-      </w:pPr>
-      <w:r>
-        <w:rPr>
-          <w:rFonts w:ascii="Times New Roman" w:hAnsi="Times New Roman" w:cs="Times New Roman"/>
-          <w:sz w:val="24"/>
-          <w:szCs w:val="24"/>
-          <w:lang w:val="ru-BY"/>
-        </w:rPr>
-        <w:t xml:space="preserve">FROM "Проекты J" </w:t>
-      </w:r>
-    </w:p>
-    <w:p>
-      <w:pPr>
-        <w:rPr>
-          <w:rFonts w:ascii="Times New Roman" w:hAnsi="Times New Roman" w:cs="Times New Roman"/>
-          <w:sz w:val="24"/>
-          <w:szCs w:val="24"/>
-          <w:lang w:val="ru-BY"/>
-        </w:rPr>
-      </w:pPr>
-      <w:r>
-        <w:rPr>
-          <w:rFonts w:ascii="Times New Roman" w:hAnsi="Times New Roman" w:cs="Times New Roman"/>
-          <w:sz w:val="24"/>
-          <w:szCs w:val="24"/>
-          <w:lang w:val="ru-BY"/>
-        </w:rPr>
-        <w:t xml:space="preserve">GROUP BY "Проекты </w:t>
-      </w:r>
-      <w:proofErr w:type="spellStart"/>
-      <w:r>
-        <w:rPr>
-          <w:rFonts w:ascii="Times New Roman" w:hAnsi="Times New Roman" w:cs="Times New Roman"/>
-          <w:sz w:val="24"/>
-          <w:szCs w:val="24"/>
-          <w:lang w:val="ru-BY"/>
-        </w:rPr>
-        <w:t>J"."Город</w:t>
-      </w:r>
-      <w:proofErr w:type="spellEnd"/>
-      <w:r>
-        <w:rPr>
-          <w:rFonts w:ascii="Times New Roman" w:hAnsi="Times New Roman" w:cs="Times New Roman"/>
-          <w:sz w:val="24"/>
-          <w:szCs w:val="24"/>
-          <w:lang w:val="ru-BY"/>
-        </w:rPr>
-        <w:t>"</w:t>
-      </w:r>
-    </w:p>
-    <w:p>
-      <w:pPr>
-        <w:rPr>
-          <w:rFonts w:ascii="Times New Roman" w:hAnsi="Times New Roman" w:cs="Times New Roman"/>
-          <w:sz w:val="24"/>
-          <w:szCs w:val="24"/>
-          <w:lang w:val="ru-BY"/>
-        </w:rPr>
-      </w:pPr>
-      <w:proofErr w:type="spellStart"/>
-      <w:r>
-        <w:rPr>
-          <w:rFonts w:ascii="Times New Roman" w:hAnsi="Times New Roman" w:cs="Times New Roman"/>
-          <w:sz w:val="24"/>
-          <w:szCs w:val="24"/>
-          <w:lang w:val="ru-BY"/>
-        </w:rPr>
-        <w:t>union</w:t>
-      </w:r>
-      <w:proofErr w:type="spellEnd"/>
-    </w:p>
-    <w:p>
-      <w:pPr>
-        <w:rPr>
-          <w:rFonts w:ascii="Times New Roman" w:hAnsi="Times New Roman" w:cs="Times New Roman"/>
-          <w:sz w:val="24"/>
-          <w:szCs w:val="24"/>
-          <w:lang w:val="ru-BY"/>
-        </w:rPr>
-      </w:pPr>
-      <w:r>
-        <w:rPr>
-          <w:rFonts w:ascii="Times New Roman" w:hAnsi="Times New Roman" w:cs="Times New Roman"/>
-          <w:sz w:val="24"/>
-          <w:szCs w:val="24"/>
-          <w:lang w:val="ru-BY"/>
-        </w:rPr>
-        <w:t xml:space="preserve">SELECT "Поставщики </w:t>
-      </w:r>
-      <w:proofErr w:type="spellStart"/>
-      <w:r>
-        <w:rPr>
-          <w:rFonts w:ascii="Times New Roman" w:hAnsi="Times New Roman" w:cs="Times New Roman"/>
-          <w:sz w:val="24"/>
-          <w:szCs w:val="24"/>
-          <w:lang w:val="ru-BY"/>
-        </w:rPr>
-        <w:t>S"."Город</w:t>
-      </w:r>
-      <w:proofErr w:type="spellEnd"/>
-      <w:r>
-        <w:rPr>
-          <w:rFonts w:ascii="Times New Roman" w:hAnsi="Times New Roman" w:cs="Times New Roman"/>
-          <w:sz w:val="24"/>
-          <w:szCs w:val="24"/>
-          <w:lang w:val="ru-BY"/>
-        </w:rPr>
-        <w:t>"</w:t>
-      </w:r>
-    </w:p>
-    <w:p>
-      <w:pPr>
-        <w:rPr>
-          <w:rFonts w:ascii="Times New Roman" w:hAnsi="Times New Roman" w:cs="Times New Roman"/>
-          <w:sz w:val="24"/>
-          <w:szCs w:val="24"/>
-          <w:lang w:val="ru-BY"/>
-        </w:rPr>
-      </w:pPr>
-      <w:r>
-        <w:rPr>
-          <w:rFonts w:ascii="Times New Roman" w:hAnsi="Times New Roman" w:cs="Times New Roman"/>
-          <w:sz w:val="24"/>
-          <w:szCs w:val="24"/>
-          <w:lang w:val="ru-BY"/>
-        </w:rPr>
-        <w:t>FROM "Поставщики S"</w:t>
-      </w:r>
-    </w:p>
-    <w:p>
-      <w:pPr>
-        <w:rPr>
-          <w:rFonts w:ascii="Times New Roman" w:hAnsi="Times New Roman" w:cs="Times New Roman"/>
-          <w:sz w:val="24"/>
-          <w:szCs w:val="24"/>
-          <w:lang w:val="ru-BY"/>
-        </w:rPr>
-      </w:pPr>
-      <w:r>
-        <w:rPr>
-          <w:rFonts w:ascii="Times New Roman" w:hAnsi="Times New Roman" w:cs="Times New Roman"/>
-          <w:sz w:val="24"/>
-          <w:szCs w:val="24"/>
-          <w:lang w:val="ru-BY"/>
-        </w:rPr>
-        <w:t xml:space="preserve">GROUP BY "Поставщики </w:t>
-      </w:r>
-      <w:proofErr w:type="spellStart"/>
-      <w:r>
-        <w:rPr>
-          <w:rFonts w:ascii="Times New Roman" w:hAnsi="Times New Roman" w:cs="Times New Roman"/>
-          <w:sz w:val="24"/>
-          <w:szCs w:val="24"/>
-          <w:lang w:val="ru-BY"/>
-        </w:rPr>
-        <w:t>S"."Город</w:t>
-      </w:r>
-      <w:proofErr w:type="spellEnd"/>
-      <w:r>
-        <w:rPr>
-          <w:rFonts w:ascii="Times New Roman" w:hAnsi="Times New Roman" w:cs="Times New Roman"/>
-          <w:sz w:val="24"/>
-          <w:szCs w:val="24"/>
-          <w:lang w:val="ru-BY"/>
-        </w:rPr>
-        <w:t>"</w:t>
-      </w:r>
-    </w:p>
-    <w:p>
-      <w:pPr>
-        <w:rPr>
-          <w:rFonts w:ascii="Times New Roman" w:hAnsi="Times New Roman" w:cs="Times New Roman"/>
-          <w:sz w:val="24"/>
-          <w:szCs w:val="24"/>
-          <w:lang w:val="ru-BY"/>
-        </w:rPr>
-      </w:pPr>
-      <w:proofErr w:type="spellStart"/>
-      <w:r>
-        <w:rPr>
-          <w:rFonts w:ascii="Times New Roman" w:hAnsi="Times New Roman" w:cs="Times New Roman"/>
-          <w:sz w:val="24"/>
-          <w:szCs w:val="24"/>
-          <w:lang w:val="ru-BY"/>
-        </w:rPr>
-        <w:t>union</w:t>
-      </w:r>
-      <w:proofErr w:type="spellEnd"/>
-    </w:p>
-    <w:p>
-      <w:pPr>
-        <w:rPr>
-          <w:rFonts w:ascii="Times New Roman" w:hAnsi="Times New Roman" w:cs="Times New Roman"/>
-          <w:sz w:val="24"/>
-          <w:szCs w:val="24"/>
-          <w:lang w:val="ru-BY"/>
-        </w:rPr>
-      </w:pPr>
-      <w:r>
-        <w:rPr>
-          <w:rFonts w:ascii="Times New Roman" w:hAnsi="Times New Roman" w:cs="Times New Roman"/>
-          <w:sz w:val="24"/>
-          <w:szCs w:val="24"/>
-          <w:lang w:val="ru-BY"/>
-        </w:rPr>
-        <w:t xml:space="preserve">SELECT "Детали </w:t>
-      </w:r>
-      <w:proofErr w:type="spellStart"/>
-      <w:r>
-        <w:rPr>
-          <w:rFonts w:ascii="Times New Roman" w:hAnsi="Times New Roman" w:cs="Times New Roman"/>
-          <w:sz w:val="24"/>
-          <w:szCs w:val="24"/>
-          <w:lang w:val="ru-BY"/>
-        </w:rPr>
-        <w:t>P"."Город</w:t>
-      </w:r>
-      <w:proofErr w:type="spellEnd"/>
-      <w:r>
-        <w:rPr>
-          <w:rFonts w:ascii="Times New Roman" w:hAnsi="Times New Roman" w:cs="Times New Roman"/>
-          <w:sz w:val="24"/>
-          <w:szCs w:val="24"/>
-          <w:lang w:val="ru-BY"/>
-        </w:rPr>
-        <w:t>"</w:t>
-      </w:r>
-    </w:p>
-    <w:p>
-      <w:pPr>
-        <w:rPr>
-          <w:rFonts w:ascii="Times New Roman" w:hAnsi="Times New Roman" w:cs="Times New Roman"/>
-          <w:sz w:val="24"/>
-          <w:szCs w:val="24"/>
-          <w:lang w:val="ru-BY"/>
-        </w:rPr>
-      </w:pPr>
-      <w:r>
-        <w:rPr>
-          <w:rFonts w:ascii="Times New Roman" w:hAnsi="Times New Roman" w:cs="Times New Roman"/>
-          <w:sz w:val="24"/>
-          <w:szCs w:val="24"/>
-          <w:lang w:val="ru-BY"/>
-        </w:rPr>
-        <w:t>FROM "Детали P"</w:t>
-      </w:r>
-    </w:p>
-    <w:p>
-      <w:pPr>
-        <w:rPr>
-          <w:rFonts w:ascii="Times New Roman" w:hAnsi="Times New Roman" w:cs="Times New Roman"/>
-          <w:sz w:val="24"/>
-          <w:szCs w:val="24"/>
-          <w:lang w:val="ru-BY"/>
-        </w:rPr>
-      </w:pPr>
-      <w:r>
-        <w:rPr>
-          <w:rFonts w:ascii="Times New Roman" w:hAnsi="Times New Roman" w:cs="Times New Roman"/>
-          <w:sz w:val="24"/>
-          <w:szCs w:val="24"/>
-          <w:lang w:val="ru-BY"/>
-        </w:rPr>
-        <w:t xml:space="preserve">GROUP BY "Детали </w:t>
-      </w:r>
-      <w:proofErr w:type="spellStart"/>
-      <w:r>
-        <w:rPr>
-          <w:rFonts w:ascii="Times New Roman" w:hAnsi="Times New Roman" w:cs="Times New Roman"/>
-          <w:sz w:val="24"/>
-          <w:szCs w:val="24"/>
-          <w:lang w:val="ru-BY"/>
-        </w:rPr>
-        <w:t>P"."Город</w:t>
-      </w:r>
-      <w:proofErr w:type="spellEnd"/>
-      <w:r>
-        <w:rPr>
-          <w:rFonts w:ascii="Times New Roman" w:hAnsi="Times New Roman" w:cs="Times New Roman"/>
-          <w:sz w:val="24"/>
-          <w:szCs w:val="24"/>
-          <w:lang w:val="ru-BY"/>
-        </w:rPr>
-        <w:t>"</w:t>
-      </w:r>
-    </w:p>
-    <w:p>
-      <w:pPr>
-        <w:rPr>
-          <w:rFonts w:ascii="Times New Roman" w:hAnsi="Times New Roman" w:cs="Times New Roman"/>
-          <w:sz w:val="24"/>
-          <w:szCs w:val="24"/>
-          <w:lang w:val="ru-BY"/>
-        </w:rPr>
-      </w:pPr>
-    </w:p>
-    <w:p>
-      <w:pPr>
-        <w:rPr>
-          <w:rFonts w:ascii="Times New Roman" w:hAnsi="Times New Roman" w:cs="Times New Roman"/>
-          <w:b/>
-          <w:bCs/>
-          <w:sz w:val="24"/>
-          <w:szCs w:val="24"/>
-          <w:lang w:val="en-US"/>
-        </w:rPr>
-      </w:pPr>
-      <w:r>
-        <w:rPr>
-          <w:rFonts w:ascii="Times New Roman" w:hAnsi="Times New Roman" w:cs="Times New Roman"/>
-          <w:b/>
-          <w:bCs/>
-          <w:sz w:val="24"/>
-          <w:szCs w:val="24"/>
-          <w:lang w:val="ru-BY"/>
-        </w:rPr>
-        <w:t>Вывод</w:t>
-      </w:r>
-      <w:r>
-        <w:rPr>
-          <w:rFonts w:ascii="Times New Roman" w:hAnsi="Times New Roman" w:cs="Times New Roman"/>
-          <w:b/>
-          <w:bCs/>
-          <w:sz w:val="24"/>
-          <w:szCs w:val="24"/>
-          <w:lang w:val="en-US"/>
-        </w:rPr>
-        <w:t>:</w:t>
-      </w:r>
-    </w:p>
-    <w:p>
-      <w:pPr>
-        <w:rPr>
-          <w:rFonts w:ascii="Times New Roman" w:hAnsi="Times New Roman" w:cs="Times New Roman"/>
-          <w:sz w:val="24"/>
-          <w:szCs w:val="24"/>
-          <w:lang w:val="ru-BY"/>
-        </w:rPr>
-      </w:pPr>
     </w:p>
     <w:p>
       <w:pPr>
@@ -2856,6 +3051,7 @@
           <w:sz w:val="24"/>
           <w:szCs w:val="24"/>
         </w:rPr>
+        <w:lastRenderedPageBreak/>
         <w:drawing>
           <wp:inline distT="0" distB="0" distL="0" distR="0" wp14:anchorId="76D6522D" wp14:editId="16793B8F">
             <wp:extent cx="2479675" cy="2950845"/>
@@ -3033,7 +3229,6 @@
           <w:szCs w:val="24"/>
           <w:lang w:val="ru-BY"/>
         </w:rPr>
-        <w:lastRenderedPageBreak/>
         <w:t>FROM "S" INNER JOIN "Проекты J" ON "S"."ПР#" = "Проекты J"."ПР#"</w:t>
       </w:r>
     </w:p>
@@ -3452,6 +3647,7 @@
           <w:szCs w:val="24"/>
           <w:lang w:val="ru-BY"/>
         </w:rPr>
+        <w:lastRenderedPageBreak/>
         <w:t>Вывод</w:t>
       </w:r>
       <w:r>
@@ -3491,7 +3687,6 @@
           <w:sz w:val="24"/>
           <w:szCs w:val="24"/>
         </w:rPr>
-        <w:lastRenderedPageBreak/>
         <w:drawing>
           <wp:inline distT="0" distB="0" distL="0" distR="0" wp14:anchorId="096DBDDF" wp14:editId="06F7EF05">
             <wp:extent cx="4003675" cy="5313045"/>
@@ -3929,6 +4124,7 @@
           <w:szCs w:val="24"/>
           <w:lang w:val="ru-BY"/>
         </w:rPr>
+        <w:lastRenderedPageBreak/>
         <w:t>WHERE "S"."П#" = 'П1'</w:t>
       </w:r>
     </w:p>
@@ -4842,6 +5038,7 @@
           <w:sz w:val="24"/>
           <w:szCs w:val="24"/>
         </w:rPr>
+        <w:lastRenderedPageBreak/>
         <w:drawing>
           <wp:inline distT="0" distB="0" distL="0" distR="0" wp14:anchorId="2B9F7306" wp14:editId="54C3B781">
             <wp:extent cx="2410460" cy="1170940"/>
@@ -5764,6 +5961,7 @@
   <w:style w:type="character" w:default="1" w:styleId="a0">
     <w:name w:val="Default Paragraph Font"/>
     <w:uiPriority w:val="1"/>
+    <w:semiHidden/>
     <w:unhideWhenUsed/>
   </w:style>
   <w:style w:type="table" w:default="1" w:styleId="a1">
